--- a/outputs/designed/Math_Inquirers_P1_Question_Bank.docx
+++ b/outputs/designed/Math_Inquirers_P1_Question_Bank.docx
@@ -8321,7 +8321,7 @@
           <w:sz w:val="23"/>
           <w:szCs w:val="23"/>
         </w:rPr>
-        <w:t xml:space="preserve">Tia does not drink milk. Sam drinks neither milk nor juice. Raj drinks the third drink. The drinks are milk, juice and water. Who drinks what?</w:t>
+        <w:t xml:space="preserve">Ana, Bo and Cy each have a different toy: a ball, a kite or a yo-yo. Bo does not have the kite. Cy has the ball. Who has which toy?</w:t>
       </w:r>
     </w:p>
     <w:p>
@@ -8354,7 +8354,7 @@
           <w:sz w:val="23"/>
           <w:szCs w:val="23"/>
         </w:rPr>
-        <w:t xml:space="preserve">Numbers 1 to 12. Which are multiples of 2? Which are multiples of 3? Which are both?</w:t>
+        <w:t xml:space="preserve">Numbers 1 to 12. Which do we say when counting in 2s? Which when counting in 3s? Which in both?</w:t>
       </w:r>
     </w:p>
     <w:p>
@@ -8387,7 +8387,7 @@
           <w:sz w:val="23"/>
           <w:szCs w:val="23"/>
         </w:rPr>
-        <w:t xml:space="preserve">Numbers 1 to 12. Which are in neither the 2 times table nor the 3 times table?</w:t>
+        <w:t xml:space="preserve">Numbers 1 to 12. Which do we NOT say when counting in 2s or when counting in 3s?</w:t>
       </w:r>
     </w:p>
     <w:p>
@@ -8656,7 +8656,7 @@
           <w:sz w:val="23"/>
           <w:szCs w:val="23"/>
         </w:rPr>
-        <w:t xml:space="preserve">A number between 20 and 40 is in the 5 times table and is odd. It is also one less than a number in the 4 times table. What is it?</w:t>
+        <w:t xml:space="preserve">A number between 20 and 40 is odd, and we say it when counting in 5s. It is also one less than a number we say when counting in 4s. What is it?</w:t>
       </w:r>
     </w:p>
     <w:p>
@@ -8755,7 +8755,7 @@
           <w:sz w:val="23"/>
           <w:szCs w:val="23"/>
         </w:rPr>
-        <w:t xml:space="preserve">A secret number is between 10 and 30. It is even and in the 3 times table. It is 2 more than a number in the 5 times table. What is it?</w:t>
+        <w:t xml:space="preserve">A secret number is between 10 and 30. It is even, and you say it when counting in 3s. It is 2 more than a number you say when counting in 5s. What is it?</w:t>
       </w:r>
     </w:p>
     <w:p>
@@ -8788,7 +8788,7 @@
           <w:sz w:val="23"/>
           <w:szCs w:val="23"/>
         </w:rPr>
-        <w:t xml:space="preserve">Numbers 1 to 20. How many are multiples of 2 only, 3 only, both, and neither?</w:t>
+        <w:t xml:space="preserve">Numbers 1 to 20. How many do we say only when counting in 2s, only in 3s, in both, and in neither?</w:t>
       </w:r>
     </w:p>
     <w:p>
@@ -12391,7 +12391,7 @@
           <w:sz w:val="20"/>
           <w:szCs w:val="20"/>
         </w:rPr>
-        <w:t xml:space="preserve">24 (12 pictures × 2)</w:t>
+        <w:t xml:space="preserve">24 (12 pictures, each worth 2: count in 2s)</w:t>
       </w:r>
     </w:p>
     <w:p>
@@ -12424,7 +12424,7 @@
           <w:sz w:val="20"/>
           <w:szCs w:val="20"/>
         </w:rPr>
-        <w:t xml:space="preserve">4 (2 more pictures × 2)</w:t>
+        <w:t xml:space="preserve">4 (2 more pictures, each worth 2: 2, 4)</w:t>
       </w:r>
     </w:p>
     <w:p>
@@ -13068,7 +13068,7 @@
           <w:sz w:val="20"/>
           <w:szCs w:val="20"/>
         </w:rPr>
-        <w:t xml:space="preserve">10 (5 groups of 4, with 2 triangles in each group)</w:t>
+        <w:t xml:space="preserve">10. The core circle, triangle, triangle, square has 2 triangles. Count the cores in 4s: 4, 8, 12, 16, 20, so there are 5 cores. Count the triangles in 2s: 2, 4, 6, 8, 10.</w:t>
       </w:r>
     </w:p>
     <w:p>
@@ -13200,7 +13200,7 @@
           <w:sz w:val="20"/>
           <w:szCs w:val="20"/>
         </w:rPr>
-        <w:t xml:space="preserve">Yes. 25 is a multiple of 5, so it is the last shape of a group, like the 5th.</w:t>
+        <w:t xml:space="preserve">Yes. Count in 5s: 5, 10, 15, 20, 25. Each of these ends the core, so the 25th is the last shape of the core, like the 5th.</w:t>
       </w:r>
     </w:p>
     <w:p>
@@ -13233,7 +13233,7 @@
           <w:sz w:val="20"/>
           <w:szCs w:val="20"/>
         </w:rPr>
-        <w:t xml:space="preserve">25 (4 + 3 × 7)</w:t>
+        <w:t xml:space="preserve">25. Keep adding 3: 4, 7, 10, 13, 16, 19, 22, 25.</w:t>
       </w:r>
     </w:p>
     <w:p>
@@ -13266,7 +13266,7 @@
           <w:sz w:val="20"/>
           <w:szCs w:val="20"/>
         </w:rPr>
-        <w:t xml:space="preserve">7 (22 − 1 = 21, 21 ÷ 3 = 7)</w:t>
+        <w:t xml:space="preserve">7. Keep the table going: 4, 7, 10, 13, 16, 19, 22 sticks. 22 sticks make 7 squares.</w:t>
       </w:r>
     </w:p>
     <w:p>
@@ -13332,7 +13332,7 @@
           <w:sz w:val="20"/>
           <w:szCs w:val="20"/>
         </w:rPr>
-        <w:t xml:space="preserve">12 triangles use 25 sticks exactly (3 + 2 × 11). None left over.</w:t>
+        <w:t xml:space="preserve">12 triangles use 25 sticks exactly. Keep adding 2: 3, 5, 7, 9, 11, 13, 15, 17, 19, 21, 23, 25. None left over.</w:t>
       </w:r>
     </w:p>
     <w:p>
@@ -13365,7 +13365,7 @@
           <w:sz w:val="20"/>
           <w:szCs w:val="20"/>
         </w:rPr>
-        <w:t xml:space="preserve">Star. 99 is a multiple of 3, so the 99th shape ends a group (a sun) and the 100th starts the pattern again: star.</w:t>
+        <w:t xml:space="preserve">Star. Every place we say when counting in 3s ends the core with a sun. We say 99 when counting in 3s, so the 99th is a sun and the 100th starts again: star.</w:t>
       </w:r>
     </w:p>
     <w:p>
@@ -13431,7 +13431,7 @@
           <w:sz w:val="20"/>
           <w:szCs w:val="20"/>
         </w:rPr>
-        <w:t xml:space="preserve">9 green beads (9 full groups of 5 and 2 red beads left over).</w:t>
+        <w:t xml:space="preserve">9 green beads. Green is the 5th bead of each core, so greens are at 5, 10, 15 … 45: count in 5s, that is 9 numbers. Beads 46 and 47 are red.</w:t>
       </w:r>
     </w:p>
     <w:p>
@@ -14422,7 +14422,7 @@
           <w:sz w:val="20"/>
           <w:szCs w:val="20"/>
         </w:rPr>
-        <w:t xml:space="preserve">4 ways. (20+5; 10+10+5; 10+5+5+5; 5×5)</w:t>
+        <w:t xml:space="preserve">4 ways. (20+5; 10+10+5; 10+5+5+5; 5+5+5+5+5)</w:t>
       </w:r>
     </w:p>
     <w:p>
@@ -14488,7 +14488,7 @@
           <w:sz w:val="20"/>
           <w:szCs w:val="20"/>
         </w:rPr>
-        <w:t xml:space="preserve">3 ways. (10+10; 10+5+5; 5×4)</w:t>
+        <w:t xml:space="preserve">3 ways. (10+10; 10+5+5; 5+5+5+5)</w:t>
       </w:r>
     </w:p>
     <w:p>
@@ -14719,7 +14719,7 @@
           <w:sz w:val="20"/>
           <w:szCs w:val="20"/>
         </w:rPr>
-        <w:t xml:space="preserve">Every amount that is not a multiple of 10, so 5, 15, 25, 35 and 45 cannot be made.</w:t>
+        <w:t xml:space="preserve">Every amount that does not end in 0: 5, 15, 25, 35 and 45 cannot be made.</w:t>
       </w:r>
     </w:p>
     <w:p>
@@ -15842,7 +15842,7 @@
           <w:sz w:val="20"/>
           <w:szCs w:val="20"/>
         </w:rPr>
-        <w:t xml:space="preserve">Sam: water. Tia: juice. Raj: milk.</w:t>
+        <w:t xml:space="preserve">Cy: ball. Bo: yo-yo. Ana: kite.</w:t>
       </w:r>
     </w:p>
     <w:p>
@@ -15875,7 +15875,7 @@
           <w:sz w:val="20"/>
           <w:szCs w:val="20"/>
         </w:rPr>
-        <w:t xml:space="preserve">Multiples of 2: 2, 4, 6, 8, 10, 12. Multiples of 3: 3, 6, 9, 12. Both: 6 and 12.</w:t>
+        <w:t xml:space="preserve">Counting in 2s: 2, 4, 6, 8, 10, 12. Counting in 3s: 3, 6, 9, 12. Both: 6 and 12.</w:t>
       </w:r>
     </w:p>
     <w:p>
@@ -15941,7 +15941,7 @@
           <w:sz w:val="20"/>
           <w:szCs w:val="20"/>
         </w:rPr>
-        <w:t xml:space="preserve">11. It is not in the 3 times table.</w:t>
+        <w:t xml:space="preserve">11. We do not say it when counting in 3s.</w:t>
       </w:r>
     </w:p>
     <w:p>
@@ -16106,7 +16106,7 @@
           <w:sz w:val="20"/>
           <w:szCs w:val="20"/>
         </w:rPr>
-        <w:t xml:space="preserve">35 (35 + 1 = 36, which is in the 4 times table).</w:t>
+        <w:t xml:space="preserve">35. The odd ones are 25 and 35. 25 + 1 = 26: not said counting in 4s. 35 + 1 = 36: yes.</w:t>
       </w:r>
     </w:p>
     <w:p>
@@ -16684,7 +16684,7 @@
           <w:sz w:val="20"/>
           <w:szCs w:val="20"/>
         </w:rPr>
-        <w:t xml:space="preserve">Day 6 (9 + 2 × 6 = 21).</w:t>
+        <w:t xml:space="preserve">Day 6. Keep adding 2: day 1 11, day 2 13, day 3 15, day 4 17, day 5 19, day 6 21.</w:t>
       </w:r>
     </w:p>
     <w:p>

--- a/outputs/designed/Math_Inquirers_P1_Question_Bank.docx
+++ b/outputs/designed/Math_Inquirers_P1_Question_Bank.docx
@@ -920,7 +920,7 @@
                 <w:sz w:val="22"/>
                 <w:szCs w:val="22"/>
               </w:rPr>
-              <w:t xml:space="preserve">6 + 6 + 8 questions</w:t>
+              <w:t xml:space="preserve">8 + 7 + 8 questions</w:t>
             </w:r>
           </w:p>
         </w:tc>
@@ -6266,6 +6266,72 @@
           <w:sz w:val="23"/>
           <w:szCs w:val="23"/>
         </w:rPr>
+        <w:t xml:space="preserve">Pay exactly $15 with the fewest notes. The notes are $2, $5, $10 and $50.</w:t>
+      </w:r>
+    </w:p>
+    <w:p>
+      <w:pPr>
+        <w:keepLines/>
+        <w:spacing w:after="60" w:before="60" w:line="290" w:lineRule="auto"/>
+        <w:ind w:left="640" w:hanging="640"/>
+      </w:pPr>
+      <w:r>
+        <w:rPr>
+          <w:rFonts w:ascii="Arial" w:cs="Arial" w:eastAsia="Arial" w:hAnsi="Arial"/>
+          <w:b/>
+          <w:bCs/>
+          <w:sz w:val="23"/>
+          <w:szCs w:val="23"/>
+        </w:rPr>
+        <w:t xml:space="preserve">C4.</w:t>
+      </w:r>
+      <w:r>
+        <w:rPr>
+          <w:rFonts w:ascii="Arial" w:cs="Arial" w:eastAsia="Arial" w:hAnsi="Arial"/>
+          <w:sz w:val="23"/>
+          <w:szCs w:val="23"/>
+        </w:rPr>
+        <w:tab/>
+      </w:r>
+      <w:r>
+        <w:rPr>
+          <w:rFonts w:ascii="Arial" w:cs="Arial" w:eastAsia="Arial" w:hAnsi="Arial"/>
+          <w:sz w:val="23"/>
+          <w:szCs w:val="23"/>
+        </w:rPr>
+        <w:t xml:space="preserve">Pay exactly $26 with the fewest notes and coins. You have $1 coins and $2, $5, $10 and $50 notes.</w:t>
+      </w:r>
+    </w:p>
+    <w:p>
+      <w:pPr>
+        <w:keepLines/>
+        <w:spacing w:after="60" w:before="60" w:line="290" w:lineRule="auto"/>
+        <w:ind w:left="640" w:hanging="640"/>
+      </w:pPr>
+      <w:r>
+        <w:rPr>
+          <w:rFonts w:ascii="Arial" w:cs="Arial" w:eastAsia="Arial" w:hAnsi="Arial"/>
+          <w:b/>
+          <w:bCs/>
+          <w:sz w:val="23"/>
+          <w:szCs w:val="23"/>
+        </w:rPr>
+        <w:t xml:space="preserve">C5.</w:t>
+      </w:r>
+      <w:r>
+        <w:rPr>
+          <w:rFonts w:ascii="Arial" w:cs="Arial" w:eastAsia="Arial" w:hAnsi="Arial"/>
+          <w:sz w:val="23"/>
+          <w:szCs w:val="23"/>
+        </w:rPr>
+        <w:tab/>
+      </w:r>
+      <w:r>
+        <w:rPr>
+          <w:rFonts w:ascii="Arial" w:cs="Arial" w:eastAsia="Arial" w:hAnsi="Arial"/>
+          <w:sz w:val="23"/>
+          <w:szCs w:val="23"/>
+        </w:rPr>
         <w:t xml:space="preserve">Pay exactly 30¢ using two coins from 5¢, 10¢, 20¢ and 50¢.</w:t>
       </w:r>
     </w:p>
@@ -6283,7 +6349,7 @@
           <w:sz w:val="23"/>
           <w:szCs w:val="23"/>
         </w:rPr>
-        <w:t xml:space="preserve">C4.</w:t>
+        <w:t xml:space="preserve">C6.</w:t>
       </w:r>
       <w:r>
         <w:rPr>
@@ -6316,7 +6382,7 @@
           <w:sz w:val="23"/>
           <w:szCs w:val="23"/>
         </w:rPr>
-        <w:t xml:space="preserve">C5.</w:t>
+        <w:t xml:space="preserve">C7.</w:t>
       </w:r>
       <w:r>
         <w:rPr>
@@ -6349,7 +6415,7 @@
           <w:sz w:val="23"/>
           <w:szCs w:val="23"/>
         </w:rPr>
-        <w:t xml:space="preserve">C6.</w:t>
+        <w:t xml:space="preserve">C8.</w:t>
       </w:r>
       <w:r>
         <w:rPr>
@@ -6568,6 +6634,39 @@
           <w:sz w:val="23"/>
           <w:szCs w:val="23"/>
         </w:rPr>
+        <w:t xml:space="preserve">A bag costs $34. Ali pays with a $50 note. How much change does he get?</w:t>
+      </w:r>
+    </w:p>
+    <w:p>
+      <w:pPr>
+        <w:keepLines/>
+        <w:spacing w:after="60" w:before="60" w:line="290" w:lineRule="auto"/>
+        <w:ind w:left="640" w:hanging="640"/>
+      </w:pPr>
+      <w:r>
+        <w:rPr>
+          <w:rFonts w:ascii="Arial" w:cs="Arial" w:eastAsia="Arial" w:hAnsi="Arial"/>
+          <w:b/>
+          <w:bCs/>
+          <w:sz w:val="23"/>
+          <w:szCs w:val="23"/>
+        </w:rPr>
+        <w:t xml:space="preserve">S5.</w:t>
+      </w:r>
+      <w:r>
+        <w:rPr>
+          <w:rFonts w:ascii="Arial" w:cs="Arial" w:eastAsia="Arial" w:hAnsi="Arial"/>
+          <w:sz w:val="23"/>
+          <w:szCs w:val="23"/>
+        </w:rPr>
+        <w:tab/>
+      </w:r>
+      <w:r>
+        <w:rPr>
+          <w:rFonts w:ascii="Arial" w:cs="Arial" w:eastAsia="Arial" w:hAnsi="Arial"/>
+          <w:sz w:val="23"/>
+          <w:szCs w:val="23"/>
+        </w:rPr>
         <w:t xml:space="preserve">What is the fewest number of coins to make 65¢ from 5¢, 10¢, 20¢ and 50¢?</w:t>
       </w:r>
     </w:p>
@@ -6585,7 +6684,7 @@
           <w:sz w:val="23"/>
           <w:szCs w:val="23"/>
         </w:rPr>
-        <w:t xml:space="preserve">S5.</w:t>
+        <w:t xml:space="preserve">S6.</w:t>
       </w:r>
       <w:r>
         <w:rPr>
@@ -6618,7 +6717,7 @@
           <w:sz w:val="23"/>
           <w:szCs w:val="23"/>
         </w:rPr>
-        <w:t xml:space="preserve">S6.</w:t>
+        <w:t xml:space="preserve">S7.</w:t>
       </w:r>
       <w:r>
         <w:rPr>
@@ -14290,6 +14389,72 @@
           <w:sz w:val="20"/>
           <w:szCs w:val="20"/>
         </w:rPr>
+        <w:t xml:space="preserve">$10 + $5 (2 notes)</w:t>
+      </w:r>
+    </w:p>
+    <w:p>
+      <w:pPr>
+        <w:keepLines/>
+        <w:spacing w:after="20" w:before="20" w:line="260" w:lineRule="auto"/>
+        <w:ind w:left="640" w:hanging="640"/>
+      </w:pPr>
+      <w:r>
+        <w:rPr>
+          <w:rFonts w:ascii="Arial" w:cs="Arial" w:eastAsia="Arial" w:hAnsi="Arial"/>
+          <w:b/>
+          <w:bCs/>
+          <w:sz w:val="20"/>
+          <w:szCs w:val="20"/>
+        </w:rPr>
+        <w:t xml:space="preserve">C4.</w:t>
+      </w:r>
+      <w:r>
+        <w:rPr>
+          <w:rFonts w:ascii="Arial" w:cs="Arial" w:eastAsia="Arial" w:hAnsi="Arial"/>
+          <w:sz w:val="20"/>
+          <w:szCs w:val="20"/>
+        </w:rPr>
+        <w:tab/>
+      </w:r>
+      <w:r>
+        <w:rPr>
+          <w:rFonts w:ascii="Arial" w:cs="Arial" w:eastAsia="Arial" w:hAnsi="Arial"/>
+          <w:sz w:val="20"/>
+          <w:szCs w:val="20"/>
+        </w:rPr>
+        <w:t xml:space="preserve">$10 + $10 + $5 + $1 (4 pieces)</w:t>
+      </w:r>
+    </w:p>
+    <w:p>
+      <w:pPr>
+        <w:keepLines/>
+        <w:spacing w:after="20" w:before="20" w:line="260" w:lineRule="auto"/>
+        <w:ind w:left="640" w:hanging="640"/>
+      </w:pPr>
+      <w:r>
+        <w:rPr>
+          <w:rFonts w:ascii="Arial" w:cs="Arial" w:eastAsia="Arial" w:hAnsi="Arial"/>
+          <w:b/>
+          <w:bCs/>
+          <w:sz w:val="20"/>
+          <w:szCs w:val="20"/>
+        </w:rPr>
+        <w:t xml:space="preserve">C5.</w:t>
+      </w:r>
+      <w:r>
+        <w:rPr>
+          <w:rFonts w:ascii="Arial" w:cs="Arial" w:eastAsia="Arial" w:hAnsi="Arial"/>
+          <w:sz w:val="20"/>
+          <w:szCs w:val="20"/>
+        </w:rPr>
+        <w:tab/>
+      </w:r>
+      <w:r>
+        <w:rPr>
+          <w:rFonts w:ascii="Arial" w:cs="Arial" w:eastAsia="Arial" w:hAnsi="Arial"/>
+          <w:sz w:val="20"/>
+          <w:szCs w:val="20"/>
+        </w:rPr>
         <w:t xml:space="preserve">10¢ + 20¢</w:t>
       </w:r>
     </w:p>
@@ -14307,7 +14472,7 @@
           <w:sz w:val="20"/>
           <w:szCs w:val="20"/>
         </w:rPr>
-        <w:t xml:space="preserve">C4.</w:t>
+        <w:t xml:space="preserve">C6.</w:t>
       </w:r>
       <w:r>
         <w:rPr>
@@ -14340,7 +14505,7 @@
           <w:sz w:val="20"/>
           <w:szCs w:val="20"/>
         </w:rPr>
-        <w:t xml:space="preserve">C5.</w:t>
+        <w:t xml:space="preserve">C7.</w:t>
       </w:r>
       <w:r>
         <w:rPr>
@@ -14373,7 +14538,7 @@
           <w:sz w:val="20"/>
           <w:szCs w:val="20"/>
         </w:rPr>
-        <w:t xml:space="preserve">C6.</w:t>
+        <w:t xml:space="preserve">C8.</w:t>
       </w:r>
       <w:r>
         <w:rPr>
@@ -14521,6 +14686,39 @@
           <w:sz w:val="20"/>
           <w:szCs w:val="20"/>
         </w:rPr>
+        <w:t xml:space="preserve">$16. Count on from $34: $36, $40, $50. That is $2 + $4 + $10 = $16.</w:t>
+      </w:r>
+    </w:p>
+    <w:p>
+      <w:pPr>
+        <w:keepLines/>
+        <w:spacing w:after="20" w:before="20" w:line="260" w:lineRule="auto"/>
+        <w:ind w:left="640" w:hanging="640"/>
+      </w:pPr>
+      <w:r>
+        <w:rPr>
+          <w:rFonts w:ascii="Arial" w:cs="Arial" w:eastAsia="Arial" w:hAnsi="Arial"/>
+          <w:b/>
+          <w:bCs/>
+          <w:sz w:val="20"/>
+          <w:szCs w:val="20"/>
+        </w:rPr>
+        <w:t xml:space="preserve">S5.</w:t>
+      </w:r>
+      <w:r>
+        <w:rPr>
+          <w:rFonts w:ascii="Arial" w:cs="Arial" w:eastAsia="Arial" w:hAnsi="Arial"/>
+          <w:sz w:val="20"/>
+          <w:szCs w:val="20"/>
+        </w:rPr>
+        <w:tab/>
+      </w:r>
+      <w:r>
+        <w:rPr>
+          <w:rFonts w:ascii="Arial" w:cs="Arial" w:eastAsia="Arial" w:hAnsi="Arial"/>
+          <w:sz w:val="20"/>
+          <w:szCs w:val="20"/>
+        </w:rPr>
         <w:t xml:space="preserve">3 coins (50¢ + 10¢ + 5¢)</w:t>
       </w:r>
     </w:p>
@@ -14538,7 +14736,7 @@
           <w:sz w:val="20"/>
           <w:szCs w:val="20"/>
         </w:rPr>
-        <w:t xml:space="preserve">S5.</w:t>
+        <w:t xml:space="preserve">S6.</w:t>
       </w:r>
       <w:r>
         <w:rPr>
@@ -14571,7 +14769,7 @@
           <w:sz w:val="20"/>
           <w:szCs w:val="20"/>
         </w:rPr>
-        <w:t xml:space="preserve">S6.</w:t>
+        <w:t xml:space="preserve">S7.</w:t>
       </w:r>
       <w:r>
         <w:rPr>

--- a/outputs/designed/Math_Inquirers_P1_Question_Bank.docx
+++ b/outputs/designed/Math_Inquirers_P1_Question_Bank.docx
@@ -814,7 +814,7 @@
                 <w:sz w:val="22"/>
                 <w:szCs w:val="22"/>
               </w:rPr>
-              <w:t xml:space="preserve">6 + 6 + 9 questions</w:t>
+              <w:t xml:space="preserve">6 + 7 + 9 questions</w:t>
             </w:r>
           </w:p>
         </w:tc>
@@ -920,7 +920,7 @@
                 <w:sz w:val="22"/>
                 <w:szCs w:val="22"/>
               </w:rPr>
-              <w:t xml:space="preserve">8 + 7 + 8 questions</w:t>
+              <w:t xml:space="preserve">8 + 9 + 8 questions</w:t>
             </w:r>
           </w:p>
         </w:tc>
@@ -1026,7 +1026,7 @@
                 <w:sz w:val="22"/>
                 <w:szCs w:val="22"/>
               </w:rPr>
-              <w:t xml:space="preserve">6 + 7 + 9 questions</w:t>
+              <w:t xml:space="preserve">6 + 9 + 9 questions</w:t>
             </w:r>
           </w:p>
         </w:tc>
@@ -1238,7 +1238,7 @@
                 <w:sz w:val="22"/>
                 <w:szCs w:val="22"/>
               </w:rPr>
-              <w:t xml:space="preserve">5 + 5 + 8 questions</w:t>
+              <w:t xml:space="preserve">6 + 7 + 8 questions</w:t>
             </w:r>
           </w:p>
         </w:tc>
@@ -2240,7 +2240,7 @@
           <w:sz w:val="23"/>
           <w:szCs w:val="23"/>
         </w:rPr>
-        <w:t xml:space="preserve">A pattern adds the same number each time. Its 5th number is 20 and it starts at a whole number more than 0. How many different patterns can you make? List the first number and the rule for each.</w:t>
+        <w:t xml:space="preserve">A pattern adds a number bigger than 0 each time, its 5th number is 20, and it starts at a whole number bigger than 0. How many different patterns can you make? List the first number and the rule for each.</w:t>
       </w:r>
     </w:p>
     <w:p>
@@ -4224,7 +4224,7 @@
           <w:sz w:val="23"/>
           <w:szCs w:val="23"/>
         </w:rPr>
-        <w:t xml:space="preserve">24 children voted. Apple got 6 votes. Orange got twice as many as banana. How many votes did banana and orange get?</w:t>
+        <w:t xml:space="preserve">24 children voted. Apple got 6 votes. Orange got 6 more votes than banana. How many votes did banana and orange get?</w:t>
       </w:r>
     </w:p>
     <w:p>
@@ -4257,7 +4257,7 @@
           <w:sz w:val="23"/>
           <w:szCs w:val="23"/>
         </w:rPr>
-        <w:t xml:space="preserve">1 picture = 4 children. 40 children voted for three fruits. A has 3 pictures. B has 2 more pictures than A. How many children chose C?</w:t>
+        <w:t xml:space="preserve">1 picture = 2 children. 20 children voted for three fruits. A has 3 pictures. B has 2 more pictures than A. How many children chose C?</w:t>
       </w:r>
     </w:p>
     <w:p>
@@ -5018,7 +5018,7 @@
           <w:sz w:val="23"/>
           <w:szCs w:val="23"/>
         </w:rPr>
-        <w:t xml:space="preserve">Matchstick triangles in a row use 3, 5, 7 sticks. Ben has 25 sticks. How many triangles can he make? How many sticks are left over?</w:t>
+        <w:t xml:space="preserve">Triangles made of sticks in a row use 3, 5, 7 sticks. Ben has 25 sticks. How many triangles can he make? How many sticks are left over?</w:t>
       </w:r>
     </w:p>
     <w:p>
@@ -5543,6 +5543,138 @@
           <w:sz w:val="23"/>
           <w:szCs w:val="23"/>
         </w:rPr>
+        <w:t xml:space="preserve">Ben had some marbles. He gave 5 to Mei, then won 3. Now he has 12. How many did he start with?</w:t>
+      </w:r>
+    </w:p>
+    <w:p>
+      <w:pPr>
+        <w:keepLines/>
+        <w:spacing w:after="60" w:before="60" w:line="290" w:lineRule="auto"/>
+        <w:ind w:left="640" w:hanging="640"/>
+      </w:pPr>
+      <w:r>
+        <w:rPr>
+          <w:rFonts w:ascii="Arial" w:cs="Arial" w:eastAsia="Arial" w:hAnsi="Arial"/>
+          <w:b/>
+          <w:bCs/>
+          <w:sz w:val="23"/>
+          <w:szCs w:val="23"/>
+        </w:rPr>
+        <w:t xml:space="preserve">S2.</w:t>
+      </w:r>
+      <w:r>
+        <w:rPr>
+          <w:rFonts w:ascii="Arial" w:cs="Arial" w:eastAsia="Arial" w:hAnsi="Arial"/>
+          <w:sz w:val="23"/>
+          <w:szCs w:val="23"/>
+        </w:rPr>
+        <w:tab/>
+      </w:r>
+      <w:r>
+        <w:rPr>
+          <w:rFonts w:ascii="Arial" w:cs="Arial" w:eastAsia="Arial" w:hAnsi="Arial"/>
+          <w:sz w:val="23"/>
+          <w:szCs w:val="23"/>
+        </w:rPr>
+        <w:t xml:space="preserve">Ben had some stickers. He gave away 6, got 4, then gave away 3. Now he has 10. How many did he have at first?</w:t>
+      </w:r>
+    </w:p>
+    <w:p>
+      <w:pPr>
+        <w:keepLines/>
+        <w:spacing w:after="60" w:before="60" w:line="290" w:lineRule="auto"/>
+        <w:ind w:left="640" w:hanging="640"/>
+      </w:pPr>
+      <w:r>
+        <w:rPr>
+          <w:rFonts w:ascii="Arial" w:cs="Arial" w:eastAsia="Arial" w:hAnsi="Arial"/>
+          <w:b/>
+          <w:bCs/>
+          <w:sz w:val="23"/>
+          <w:szCs w:val="23"/>
+        </w:rPr>
+        <w:t xml:space="preserve">S3.</w:t>
+      </w:r>
+      <w:r>
+        <w:rPr>
+          <w:rFonts w:ascii="Arial" w:cs="Arial" w:eastAsia="Arial" w:hAnsi="Arial"/>
+          <w:sz w:val="23"/>
+          <w:szCs w:val="23"/>
+        </w:rPr>
+        <w:tab/>
+      </w:r>
+      <w:r>
+        <w:rPr>
+          <w:rFonts w:ascii="Arial" w:cs="Arial" w:eastAsia="Arial" w:hAnsi="Arial"/>
+          <w:sz w:val="23"/>
+          <w:szCs w:val="23"/>
+        </w:rPr>
+        <w:t xml:space="preserve">A number machine adds the same number each time. IN 4 gives OUT 9. What is the rule? What is OUT when IN is 12? What is IN when OUT is 20?</w:t>
+      </w:r>
+    </w:p>
+    <w:p>
+      <w:pPr>
+        <w:keepLines/>
+        <w:spacing w:after="60" w:before="60" w:line="290" w:lineRule="auto"/>
+        <w:ind w:left="640" w:hanging="640"/>
+      </w:pPr>
+      <w:r>
+        <w:rPr>
+          <w:rFonts w:ascii="Arial" w:cs="Arial" w:eastAsia="Arial" w:hAnsi="Arial"/>
+          <w:b/>
+          <w:bCs/>
+          <w:sz w:val="23"/>
+          <w:szCs w:val="23"/>
+        </w:rPr>
+        <w:t xml:space="preserve">S4.</w:t>
+      </w:r>
+      <w:r>
+        <w:rPr>
+          <w:rFonts w:ascii="Arial" w:cs="Arial" w:eastAsia="Arial" w:hAnsi="Arial"/>
+          <w:sz w:val="23"/>
+          <w:szCs w:val="23"/>
+        </w:rPr>
+        <w:tab/>
+      </w:r>
+      <w:r>
+        <w:rPr>
+          <w:rFonts w:ascii="Arial" w:cs="Arial" w:eastAsia="Arial" w:hAnsi="Arial"/>
+          <w:sz w:val="23"/>
+          <w:szCs w:val="23"/>
+        </w:rPr>
+        <w:t xml:space="preserve">I think of a number. I add 4, then I take away 7. I get 8. What is my number?</w:t>
+      </w:r>
+    </w:p>
+    <w:p>
+      <w:pPr>
+        <w:keepLines/>
+        <w:spacing w:after="60" w:before="60" w:line="290" w:lineRule="auto"/>
+        <w:ind w:left="640" w:hanging="640"/>
+      </w:pPr>
+      <w:r>
+        <w:rPr>
+          <w:rFonts w:ascii="Arial" w:cs="Arial" w:eastAsia="Arial" w:hAnsi="Arial"/>
+          <w:b/>
+          <w:bCs/>
+          <w:sz w:val="23"/>
+          <w:szCs w:val="23"/>
+        </w:rPr>
+        <w:t xml:space="preserve">S5.</w:t>
+      </w:r>
+      <w:r>
+        <w:rPr>
+          <w:rFonts w:ascii="Arial" w:cs="Arial" w:eastAsia="Arial" w:hAnsi="Arial"/>
+          <w:sz w:val="23"/>
+          <w:szCs w:val="23"/>
+        </w:rPr>
+        <w:tab/>
+      </w:r>
+      <w:r>
+        <w:rPr>
+          <w:rFonts w:ascii="Arial" w:cs="Arial" w:eastAsia="Arial" w:hAnsi="Arial"/>
+          <w:sz w:val="23"/>
+          <w:szCs w:val="23"/>
+        </w:rPr>
         <w:t xml:space="preserve">I think of a number. I add 5, then I take away 3. I get 9. What is my number?</w:t>
       </w:r>
     </w:p>
@@ -5560,7 +5692,7 @@
           <w:sz w:val="23"/>
           <w:szCs w:val="23"/>
         </w:rPr>
-        <w:t xml:space="preserve">S2.</w:t>
+        <w:t xml:space="preserve">S6.</w:t>
       </w:r>
       <w:r>
         <w:rPr>
@@ -5593,40 +5725,7 @@
           <w:sz w:val="23"/>
           <w:szCs w:val="23"/>
         </w:rPr>
-        <w:t xml:space="preserve">S3.</w:t>
-      </w:r>
-      <w:r>
-        <w:rPr>
-          <w:rFonts w:ascii="Arial" w:cs="Arial" w:eastAsia="Arial" w:hAnsi="Arial"/>
-          <w:sz w:val="23"/>
-          <w:szCs w:val="23"/>
-        </w:rPr>
-        <w:tab/>
-      </w:r>
-      <w:r>
-        <w:rPr>
-          <w:rFonts w:ascii="Arial" w:cs="Arial" w:eastAsia="Arial" w:hAnsi="Arial"/>
-          <w:sz w:val="23"/>
-          <w:szCs w:val="23"/>
-        </w:rPr>
-        <w:t xml:space="preserve">I think of a number. I add 4, then I take away 7. I get 8. What is my number?</w:t>
-      </w:r>
-    </w:p>
-    <w:p>
-      <w:pPr>
-        <w:keepLines/>
-        <w:spacing w:after="60" w:before="60" w:line="290" w:lineRule="auto"/>
-        <w:ind w:left="640" w:hanging="640"/>
-      </w:pPr>
-      <w:r>
-        <w:rPr>
-          <w:rFonts w:ascii="Arial" w:cs="Arial" w:eastAsia="Arial" w:hAnsi="Arial"/>
-          <w:b/>
-          <w:bCs/>
-          <w:sz w:val="23"/>
-          <w:szCs w:val="23"/>
-        </w:rPr>
-        <w:t xml:space="preserve">S4.</w:t>
+        <w:t xml:space="preserve">S7.</w:t>
       </w:r>
       <w:r>
         <w:rPr>
@@ -5643,72 +5742,6 @@
           <w:szCs w:val="23"/>
         </w:rPr>
         <w:t xml:space="preserve">I think of a number. I add 9, then I take away 4. I get 12. What is my number?</w:t>
-      </w:r>
-    </w:p>
-    <w:p>
-      <w:pPr>
-        <w:keepLines/>
-        <w:spacing w:after="60" w:before="60" w:line="290" w:lineRule="auto"/>
-        <w:ind w:left="640" w:hanging="640"/>
-      </w:pPr>
-      <w:r>
-        <w:rPr>
-          <w:rFonts w:ascii="Arial" w:cs="Arial" w:eastAsia="Arial" w:hAnsi="Arial"/>
-          <w:b/>
-          <w:bCs/>
-          <w:sz w:val="23"/>
-          <w:szCs w:val="23"/>
-        </w:rPr>
-        <w:t xml:space="preserve">S5.</w:t>
-      </w:r>
-      <w:r>
-        <w:rPr>
-          <w:rFonts w:ascii="Arial" w:cs="Arial" w:eastAsia="Arial" w:hAnsi="Arial"/>
-          <w:sz w:val="23"/>
-          <w:szCs w:val="23"/>
-        </w:rPr>
-        <w:tab/>
-      </w:r>
-      <w:r>
-        <w:rPr>
-          <w:rFonts w:ascii="Arial" w:cs="Arial" w:eastAsia="Arial" w:hAnsi="Arial"/>
-          <w:sz w:val="23"/>
-          <w:szCs w:val="23"/>
-        </w:rPr>
-        <w:t xml:space="preserve">A number machine adds the same number each time. IN 4 gives OUT 9. What is the rule? What is OUT when IN is 12? What is IN when OUT is 20?</w:t>
-      </w:r>
-    </w:p>
-    <w:p>
-      <w:pPr>
-        <w:keepLines/>
-        <w:spacing w:after="60" w:before="60" w:line="290" w:lineRule="auto"/>
-        <w:ind w:left="640" w:hanging="640"/>
-      </w:pPr>
-      <w:r>
-        <w:rPr>
-          <w:rFonts w:ascii="Arial" w:cs="Arial" w:eastAsia="Arial" w:hAnsi="Arial"/>
-          <w:b/>
-          <w:bCs/>
-          <w:sz w:val="23"/>
-          <w:szCs w:val="23"/>
-        </w:rPr>
-        <w:t xml:space="preserve">S6.</w:t>
-      </w:r>
-      <w:r>
-        <w:rPr>
-          <w:rFonts w:ascii="Arial" w:cs="Arial" w:eastAsia="Arial" w:hAnsi="Arial"/>
-          <w:sz w:val="23"/>
-          <w:szCs w:val="23"/>
-        </w:rPr>
-        <w:tab/>
-      </w:r>
-      <w:r>
-        <w:rPr>
-          <w:rFonts w:ascii="Arial" w:cs="Arial" w:eastAsia="Arial" w:hAnsi="Arial"/>
-          <w:sz w:val="23"/>
-          <w:szCs w:val="23"/>
-        </w:rPr>
-        <w:t xml:space="preserve">Ben had some marbles. He gave 5 to Mei, then won 3. Now he has 12. How many did he start with?</w:t>
       </w:r>
     </w:p>
     <w:p>
@@ -6043,7 +6076,7 @@
           <w:sz w:val="23"/>
           <w:szCs w:val="23"/>
         </w:rPr>
-        <w:t xml:space="preserve">Ali is 5 years older than Ben. In 3 years’ time their ages will add up to 25. How old is each now?</w:t>
+        <w:t xml:space="preserve">Ali and Ben have 20 marbles together. Ali has 4 more than Ben. How many marbles does each have?</w:t>
       </w:r>
     </w:p>
     <w:p>
@@ -6535,6 +6568,138 @@
           <w:sz w:val="23"/>
           <w:szCs w:val="23"/>
         </w:rPr>
+        <w:t xml:space="preserve">A bag costs $34. Ali pays with a $50 note. How much change does he get?</w:t>
+      </w:r>
+    </w:p>
+    <w:p>
+      <w:pPr>
+        <w:keepLines/>
+        <w:spacing w:after="60" w:before="60" w:line="290" w:lineRule="auto"/>
+        <w:ind w:left="640" w:hanging="640"/>
+      </w:pPr>
+      <w:r>
+        <w:rPr>
+          <w:rFonts w:ascii="Arial" w:cs="Arial" w:eastAsia="Arial" w:hAnsi="Arial"/>
+          <w:b/>
+          <w:bCs/>
+          <w:sz w:val="23"/>
+          <w:szCs w:val="23"/>
+        </w:rPr>
+        <w:t xml:space="preserve">S2.</w:t>
+      </w:r>
+      <w:r>
+        <w:rPr>
+          <w:rFonts w:ascii="Arial" w:cs="Arial" w:eastAsia="Arial" w:hAnsi="Arial"/>
+          <w:sz w:val="23"/>
+          <w:szCs w:val="23"/>
+        </w:rPr>
+        <w:tab/>
+      </w:r>
+      <w:r>
+        <w:rPr>
+          <w:rFonts w:ascii="Arial" w:cs="Arial" w:eastAsia="Arial" w:hAnsi="Arial"/>
+          <w:sz w:val="23"/>
+          <w:szCs w:val="23"/>
+        </w:rPr>
+        <w:t xml:space="preserve">Make 70¢ using exactly 4 coins from 5¢, 10¢, 20¢ and 50¢. Find every set.</w:t>
+      </w:r>
+    </w:p>
+    <w:p>
+      <w:pPr>
+        <w:keepLines/>
+        <w:spacing w:after="60" w:before="60" w:line="290" w:lineRule="auto"/>
+        <w:ind w:left="640" w:hanging="640"/>
+      </w:pPr>
+      <w:r>
+        <w:rPr>
+          <w:rFonts w:ascii="Arial" w:cs="Arial" w:eastAsia="Arial" w:hAnsi="Arial"/>
+          <w:b/>
+          <w:bCs/>
+          <w:sz w:val="23"/>
+          <w:szCs w:val="23"/>
+        </w:rPr>
+        <w:t xml:space="preserve">S3.</w:t>
+      </w:r>
+      <w:r>
+        <w:rPr>
+          <w:rFonts w:ascii="Arial" w:cs="Arial" w:eastAsia="Arial" w:hAnsi="Arial"/>
+          <w:sz w:val="23"/>
+          <w:szCs w:val="23"/>
+        </w:rPr>
+        <w:tab/>
+      </w:r>
+      <w:r>
+        <w:rPr>
+          <w:rFonts w:ascii="Arial" w:cs="Arial" w:eastAsia="Arial" w:hAnsi="Arial"/>
+          <w:sz w:val="23"/>
+          <w:szCs w:val="23"/>
+        </w:rPr>
+        <w:t xml:space="preserve">Sam has only 10¢ and 20¢ coins. He pays exactly 90¢ using 6 coins. How many of each coin does he use?</w:t>
+      </w:r>
+    </w:p>
+    <w:p>
+      <w:pPr>
+        <w:keepLines/>
+        <w:spacing w:after="60" w:before="60" w:line="290" w:lineRule="auto"/>
+        <w:ind w:left="640" w:hanging="640"/>
+      </w:pPr>
+      <w:r>
+        <w:rPr>
+          <w:rFonts w:ascii="Arial" w:cs="Arial" w:eastAsia="Arial" w:hAnsi="Arial"/>
+          <w:b/>
+          <w:bCs/>
+          <w:sz w:val="23"/>
+          <w:szCs w:val="23"/>
+        </w:rPr>
+        <w:t xml:space="preserve">S4.</w:t>
+      </w:r>
+      <w:r>
+        <w:rPr>
+          <w:rFonts w:ascii="Arial" w:cs="Arial" w:eastAsia="Arial" w:hAnsi="Arial"/>
+          <w:sz w:val="23"/>
+          <w:szCs w:val="23"/>
+        </w:rPr>
+        <w:tab/>
+      </w:r>
+      <w:r>
+        <w:rPr>
+          <w:rFonts w:ascii="Arial" w:cs="Arial" w:eastAsia="Arial" w:hAnsi="Arial"/>
+          <w:sz w:val="23"/>
+          <w:szCs w:val="23"/>
+        </w:rPr>
+        <w:t xml:space="preserve">What is the fewest number of coins to make 45¢?</w:t>
+      </w:r>
+    </w:p>
+    <w:p>
+      <w:pPr>
+        <w:keepLines/>
+        <w:spacing w:after="60" w:before="60" w:line="290" w:lineRule="auto"/>
+        <w:ind w:left="640" w:hanging="640"/>
+      </w:pPr>
+      <w:r>
+        <w:rPr>
+          <w:rFonts w:ascii="Arial" w:cs="Arial" w:eastAsia="Arial" w:hAnsi="Arial"/>
+          <w:b/>
+          <w:bCs/>
+          <w:sz w:val="23"/>
+          <w:szCs w:val="23"/>
+        </w:rPr>
+        <w:t xml:space="preserve">S5.</w:t>
+      </w:r>
+      <w:r>
+        <w:rPr>
+          <w:rFonts w:ascii="Arial" w:cs="Arial" w:eastAsia="Arial" w:hAnsi="Arial"/>
+          <w:sz w:val="23"/>
+          <w:szCs w:val="23"/>
+        </w:rPr>
+        <w:tab/>
+      </w:r>
+      <w:r>
+        <w:rPr>
+          <w:rFonts w:ascii="Arial" w:cs="Arial" w:eastAsia="Arial" w:hAnsi="Arial"/>
+          <w:sz w:val="23"/>
+          <w:szCs w:val="23"/>
+        </w:rPr>
         <w:t xml:space="preserve">How many ways can you make 25¢ using 20¢, 10¢ and 5¢ coins?</w:t>
       </w:r>
     </w:p>
@@ -6552,7 +6717,7 @@
           <w:sz w:val="23"/>
           <w:szCs w:val="23"/>
         </w:rPr>
-        <w:t xml:space="preserve">S2.</w:t>
+        <w:t xml:space="preserve">S6.</w:t>
       </w:r>
       <w:r>
         <w:rPr>
@@ -6585,7 +6750,7 @@
           <w:sz w:val="23"/>
           <w:szCs w:val="23"/>
         </w:rPr>
-        <w:t xml:space="preserve">S3.</w:t>
+        <w:t xml:space="preserve">S7.</w:t>
       </w:r>
       <w:r>
         <w:rPr>
@@ -6618,40 +6783,7 @@
           <w:sz w:val="23"/>
           <w:szCs w:val="23"/>
         </w:rPr>
-        <w:t xml:space="preserve">S4.</w:t>
-      </w:r>
-      <w:r>
-        <w:rPr>
-          <w:rFonts w:ascii="Arial" w:cs="Arial" w:eastAsia="Arial" w:hAnsi="Arial"/>
-          <w:sz w:val="23"/>
-          <w:szCs w:val="23"/>
-        </w:rPr>
-        <w:tab/>
-      </w:r>
-      <w:r>
-        <w:rPr>
-          <w:rFonts w:ascii="Arial" w:cs="Arial" w:eastAsia="Arial" w:hAnsi="Arial"/>
-          <w:sz w:val="23"/>
-          <w:szCs w:val="23"/>
-        </w:rPr>
-        <w:t xml:space="preserve">A bag costs $34. Ali pays with a $50 note. How much change does he get?</w:t>
-      </w:r>
-    </w:p>
-    <w:p>
-      <w:pPr>
-        <w:keepLines/>
-        <w:spacing w:after="60" w:before="60" w:line="290" w:lineRule="auto"/>
-        <w:ind w:left="640" w:hanging="640"/>
-      </w:pPr>
-      <w:r>
-        <w:rPr>
-          <w:rFonts w:ascii="Arial" w:cs="Arial" w:eastAsia="Arial" w:hAnsi="Arial"/>
-          <w:b/>
-          <w:bCs/>
-          <w:sz w:val="23"/>
-          <w:szCs w:val="23"/>
-        </w:rPr>
-        <w:t xml:space="preserve">S5.</w:t>
+        <w:t xml:space="preserve">S8.</w:t>
       </w:r>
       <w:r>
         <w:rPr>
@@ -6684,40 +6816,7 @@
           <w:sz w:val="23"/>
           <w:szCs w:val="23"/>
         </w:rPr>
-        <w:t xml:space="preserve">S6.</w:t>
-      </w:r>
-      <w:r>
-        <w:rPr>
-          <w:rFonts w:ascii="Arial" w:cs="Arial" w:eastAsia="Arial" w:hAnsi="Arial"/>
-          <w:sz w:val="23"/>
-          <w:szCs w:val="23"/>
-        </w:rPr>
-        <w:tab/>
-      </w:r>
-      <w:r>
-        <w:rPr>
-          <w:rFonts w:ascii="Arial" w:cs="Arial" w:eastAsia="Arial" w:hAnsi="Arial"/>
-          <w:sz w:val="23"/>
-          <w:szCs w:val="23"/>
-        </w:rPr>
-        <w:t xml:space="preserve">What is the fewest number of coins to make 45¢?</w:t>
-      </w:r>
-    </w:p>
-    <w:p>
-      <w:pPr>
-        <w:keepLines/>
-        <w:spacing w:after="60" w:before="60" w:line="290" w:lineRule="auto"/>
-        <w:ind w:left="640" w:hanging="640"/>
-      </w:pPr>
-      <w:r>
-        <w:rPr>
-          <w:rFonts w:ascii="Arial" w:cs="Arial" w:eastAsia="Arial" w:hAnsi="Arial"/>
-          <w:b/>
-          <w:bCs/>
-          <w:sz w:val="23"/>
-          <w:szCs w:val="23"/>
-        </w:rPr>
-        <w:t xml:space="preserve">S7.</w:t>
+        <w:t xml:space="preserve">S9.</w:t>
       </w:r>
       <w:r>
         <w:rPr>
@@ -6936,7 +7035,7 @@
           <w:sz w:val="23"/>
           <w:szCs w:val="23"/>
         </w:rPr>
-        <w:t xml:space="preserve">Which amounts from 5¢ to 50¢ cannot be made using only 20¢ and 10¢ coins?</w:t>
+        <w:t xml:space="preserve">Which amounts in 5¢ steps (5¢, 10¢, 15¢ … 50¢) cannot be made using only 20¢ and 10¢ coins?</w:t>
       </w:r>
     </w:p>
     <w:p>
@@ -7258,7 +7357,7 @@
           <w:sz w:val="23"/>
           <w:szCs w:val="23"/>
         </w:rPr>
-        <w:t xml:space="preserve">How many sides and corners does a pentagon have?</w:t>
+        <w:t xml:space="preserve">Here is a pentagon (a shape with 5 straight sides). How many corners does it have?</w:t>
       </w:r>
     </w:p>
     <w:p>
@@ -7291,7 +7390,7 @@
           <w:sz w:val="23"/>
           <w:szCs w:val="23"/>
         </w:rPr>
-        <w:t xml:space="preserve">How many sides and corners does a hexagon have?</w:t>
+        <w:t xml:space="preserve">Here is a hexagon (a shape with 6 straight sides). How many corners does it have?</w:t>
       </w:r>
     </w:p>
     <w:p>
@@ -7324,7 +7423,7 @@
           <w:sz w:val="23"/>
           <w:szCs w:val="23"/>
         </w:rPr>
-        <w:t xml:space="preserve">How many sides and corners does a octagon have?</w:t>
+        <w:t xml:space="preserve">Here is an octagon (a shape with 8 straight sides). How many corners does it have?</w:t>
       </w:r>
     </w:p>
     <w:p>
@@ -7461,7 +7560,7 @@
           <w:sz w:val="23"/>
           <w:szCs w:val="23"/>
         </w:rPr>
-        <w:t xml:space="preserve">I have 4 sides. All my sides are the same length. What shape am I?</w:t>
+        <w:t xml:space="preserve">Fold a square along a diagonal and cut. Which shapes do you get?</w:t>
       </w:r>
     </w:p>
     <w:p>
@@ -7494,6 +7593,138 @@
           <w:sz w:val="23"/>
           <w:szCs w:val="23"/>
         </w:rPr>
+        <w:t xml:space="preserve">Two same-size triangles can make a square. Can they also make a bigger triangle? Draw how.</w:t>
+      </w:r>
+    </w:p>
+    <w:p>
+      <w:pPr>
+        <w:keepLines/>
+        <w:spacing w:after="60" w:before="60" w:line="290" w:lineRule="auto"/>
+        <w:ind w:left="640" w:hanging="640"/>
+      </w:pPr>
+      <w:r>
+        <w:rPr>
+          <w:rFonts w:ascii="Arial" w:cs="Arial" w:eastAsia="Arial" w:hAnsi="Arial"/>
+          <w:b/>
+          <w:bCs/>
+          <w:sz w:val="23"/>
+          <w:szCs w:val="23"/>
+        </w:rPr>
+        <w:t xml:space="preserve">S3.</w:t>
+      </w:r>
+      <w:r>
+        <w:rPr>
+          <w:rFonts w:ascii="Arial" w:cs="Arial" w:eastAsia="Arial" w:hAnsi="Arial"/>
+          <w:sz w:val="23"/>
+          <w:szCs w:val="23"/>
+        </w:rPr>
+        <w:tab/>
+      </w:r>
+      <w:r>
+        <w:rPr>
+          <w:rFonts w:ascii="Arial" w:cs="Arial" w:eastAsia="Arial" w:hAnsi="Arial"/>
+          <w:sz w:val="23"/>
+          <w:szCs w:val="23"/>
+        </w:rPr>
+        <w:t xml:space="preserve">How many squares are in a grid 3 squares long and 2 squares high?</w:t>
+      </w:r>
+    </w:p>
+    <w:p>
+      <w:pPr>
+        <w:keepLines/>
+        <w:spacing w:after="60" w:before="60" w:line="290" w:lineRule="auto"/>
+        <w:ind w:left="640" w:hanging="640"/>
+      </w:pPr>
+      <w:r>
+        <w:rPr>
+          <w:rFonts w:ascii="Arial" w:cs="Arial" w:eastAsia="Arial" w:hAnsi="Arial"/>
+          <w:b/>
+          <w:bCs/>
+          <w:sz w:val="23"/>
+          <w:szCs w:val="23"/>
+        </w:rPr>
+        <w:t xml:space="preserve">S4.</w:t>
+      </w:r>
+      <w:r>
+        <w:rPr>
+          <w:rFonts w:ascii="Arial" w:cs="Arial" w:eastAsia="Arial" w:hAnsi="Arial"/>
+          <w:sz w:val="23"/>
+          <w:szCs w:val="23"/>
+        </w:rPr>
+        <w:tab/>
+      </w:r>
+      <w:r>
+        <w:rPr>
+          <w:rFonts w:ascii="Arial" w:cs="Arial" w:eastAsia="Arial" w:hAnsi="Arial"/>
+          <w:sz w:val="23"/>
+          <w:szCs w:val="23"/>
+        </w:rPr>
+        <w:t xml:space="preserve">Join 4 same-size squares, whole sides touching. How many different shapes can you make? (Turns and flips are the same shape.)</w:t>
+      </w:r>
+    </w:p>
+    <w:p>
+      <w:pPr>
+        <w:keepLines/>
+        <w:spacing w:after="60" w:before="60" w:line="290" w:lineRule="auto"/>
+        <w:ind w:left="640" w:hanging="640"/>
+      </w:pPr>
+      <w:r>
+        <w:rPr>
+          <w:rFonts w:ascii="Arial" w:cs="Arial" w:eastAsia="Arial" w:hAnsi="Arial"/>
+          <w:b/>
+          <w:bCs/>
+          <w:sz w:val="23"/>
+          <w:szCs w:val="23"/>
+        </w:rPr>
+        <w:t xml:space="preserve">S5.</w:t>
+      </w:r>
+      <w:r>
+        <w:rPr>
+          <w:rFonts w:ascii="Arial" w:cs="Arial" w:eastAsia="Arial" w:hAnsi="Arial"/>
+          <w:sz w:val="23"/>
+          <w:szCs w:val="23"/>
+        </w:rPr>
+        <w:tab/>
+      </w:r>
+      <w:r>
+        <w:rPr>
+          <w:rFonts w:ascii="Arial" w:cs="Arial" w:eastAsia="Arial" w:hAnsi="Arial"/>
+          <w:sz w:val="23"/>
+          <w:szCs w:val="23"/>
+        </w:rPr>
+        <w:t xml:space="preserve">I have 4 sides, all the same length, and 4 square corners. What shape am I?</w:t>
+      </w:r>
+    </w:p>
+    <w:p>
+      <w:pPr>
+        <w:keepLines/>
+        <w:spacing w:after="60" w:before="60" w:line="290" w:lineRule="auto"/>
+        <w:ind w:left="640" w:hanging="640"/>
+      </w:pPr>
+      <w:r>
+        <w:rPr>
+          <w:rFonts w:ascii="Arial" w:cs="Arial" w:eastAsia="Arial" w:hAnsi="Arial"/>
+          <w:b/>
+          <w:bCs/>
+          <w:sz w:val="23"/>
+          <w:szCs w:val="23"/>
+        </w:rPr>
+        <w:t xml:space="preserve">S6.</w:t>
+      </w:r>
+      <w:r>
+        <w:rPr>
+          <w:rFonts w:ascii="Arial" w:cs="Arial" w:eastAsia="Arial" w:hAnsi="Arial"/>
+          <w:sz w:val="23"/>
+          <w:szCs w:val="23"/>
+        </w:rPr>
+        <w:tab/>
+      </w:r>
+      <w:r>
+        <w:rPr>
+          <w:rFonts w:ascii="Arial" w:cs="Arial" w:eastAsia="Arial" w:hAnsi="Arial"/>
+          <w:sz w:val="23"/>
+          <w:szCs w:val="23"/>
+        </w:rPr>
         <w:t xml:space="preserve">How many sides do 3 triangles have altogether?</w:t>
       </w:r>
     </w:p>
@@ -7511,7 +7742,7 @@
           <w:sz w:val="23"/>
           <w:szCs w:val="23"/>
         </w:rPr>
-        <w:t xml:space="preserve">S3.</w:t>
+        <w:t xml:space="preserve">S7.</w:t>
       </w:r>
       <w:r>
         <w:rPr>
@@ -7544,7 +7775,7 @@
           <w:sz w:val="23"/>
           <w:szCs w:val="23"/>
         </w:rPr>
-        <w:t xml:space="preserve">S4.</w:t>
+        <w:t xml:space="preserve">S8.</w:t>
       </w:r>
       <w:r>
         <w:rPr>
@@ -7577,89 +7808,23 @@
           <w:sz w:val="23"/>
           <w:szCs w:val="23"/>
         </w:rPr>
-        <w:t xml:space="preserve">S5.</w:t>
-      </w:r>
-      <w:r>
-        <w:rPr>
-          <w:rFonts w:ascii="Arial" w:cs="Arial" w:eastAsia="Arial" w:hAnsi="Arial"/>
-          <w:sz w:val="23"/>
-          <w:szCs w:val="23"/>
-        </w:rPr>
-        <w:tab/>
-      </w:r>
-      <w:r>
-        <w:rPr>
-          <w:rFonts w:ascii="Arial" w:cs="Arial" w:eastAsia="Arial" w:hAnsi="Arial"/>
-          <w:sz w:val="23"/>
-          <w:szCs w:val="23"/>
-        </w:rPr>
-        <w:t xml:space="preserve">Fold a square along a diagonal and cut. Which shapes do you get?</w:t>
-      </w:r>
-    </w:p>
-    <w:p>
-      <w:pPr>
-        <w:keepLines/>
-        <w:spacing w:after="60" w:before="60" w:line="290" w:lineRule="auto"/>
-        <w:ind w:left="640" w:hanging="640"/>
-      </w:pPr>
-      <w:r>
-        <w:rPr>
-          <w:rFonts w:ascii="Arial" w:cs="Arial" w:eastAsia="Arial" w:hAnsi="Arial"/>
-          <w:b/>
-          <w:bCs/>
-          <w:sz w:val="23"/>
-          <w:szCs w:val="23"/>
-        </w:rPr>
-        <w:t xml:space="preserve">S6.</w:t>
-      </w:r>
-      <w:r>
-        <w:rPr>
-          <w:rFonts w:ascii="Arial" w:cs="Arial" w:eastAsia="Arial" w:hAnsi="Arial"/>
-          <w:sz w:val="23"/>
-          <w:szCs w:val="23"/>
-        </w:rPr>
-        <w:tab/>
-      </w:r>
-      <w:r>
-        <w:rPr>
-          <w:rFonts w:ascii="Arial" w:cs="Arial" w:eastAsia="Arial" w:hAnsi="Arial"/>
-          <w:sz w:val="23"/>
-          <w:szCs w:val="23"/>
-        </w:rPr>
-        <w:t xml:space="preserve">Two same-size triangles can make a square. Can they also make a bigger triangle? Draw how.</w:t>
-      </w:r>
-    </w:p>
-    <w:p>
-      <w:pPr>
-        <w:keepLines/>
-        <w:spacing w:after="60" w:before="60" w:line="290" w:lineRule="auto"/>
-        <w:ind w:left="640" w:hanging="640"/>
-      </w:pPr>
-      <w:r>
-        <w:rPr>
-          <w:rFonts w:ascii="Arial" w:cs="Arial" w:eastAsia="Arial" w:hAnsi="Arial"/>
-          <w:b/>
-          <w:bCs/>
-          <w:sz w:val="23"/>
-          <w:szCs w:val="23"/>
-        </w:rPr>
-        <w:t xml:space="preserve">S7.</w:t>
-      </w:r>
-      <w:r>
-        <w:rPr>
-          <w:rFonts w:ascii="Arial" w:cs="Arial" w:eastAsia="Arial" w:hAnsi="Arial"/>
-          <w:sz w:val="23"/>
-          <w:szCs w:val="23"/>
-        </w:rPr>
-        <w:tab/>
-      </w:r>
-      <w:r>
-        <w:rPr>
-          <w:rFonts w:ascii="Arial" w:cs="Arial" w:eastAsia="Arial" w:hAnsi="Arial"/>
-          <w:sz w:val="23"/>
-          <w:szCs w:val="23"/>
-        </w:rPr>
-        <w:t xml:space="preserve">Which shape has the same number of sides as a rectangle but is not a rectangle? Say why.</w:t>
+        <w:t xml:space="preserve">S9.</w:t>
+      </w:r>
+      <w:r>
+        <w:rPr>
+          <w:rFonts w:ascii="Arial" w:cs="Arial" w:eastAsia="Arial" w:hAnsi="Arial"/>
+          <w:sz w:val="23"/>
+          <w:szCs w:val="23"/>
+        </w:rPr>
+        <w:tab/>
+      </w:r>
+      <w:r>
+        <w:rPr>
+          <w:rFonts w:ascii="Arial" w:cs="Arial" w:eastAsia="Arial" w:hAnsi="Arial"/>
+          <w:sz w:val="23"/>
+          <w:szCs w:val="23"/>
+        </w:rPr>
+        <w:t xml:space="preserve">Draw a shape with 4 straight sides that is NOT a square. Is it a rectangle?</w:t>
       </w:r>
     </w:p>
     <w:p>
@@ -9110,7 +9275,7 @@
           <w:sz w:val="23"/>
           <w:szCs w:val="23"/>
         </w:rPr>
-        <w:t xml:space="preserve">Which is longer: 8 cubes or 8 paper clips? Why can we not tell?</w:t>
+        <w:t xml:space="preserve">A rope is 8 cubes long. A string is 8 paper clips long. Do we know which is longer? Why not?</w:t>
       </w:r>
     </w:p>
     <w:p>
@@ -9144,6 +9309,39 @@
           <w:szCs w:val="23"/>
         </w:rPr>
         <w:t xml:space="preserve">Put in order from shortest: 11 cubes, 7 cubes, 9 cubes, 12 cubes.</w:t>
+      </w:r>
+    </w:p>
+    <w:p>
+      <w:pPr>
+        <w:keepLines/>
+        <w:spacing w:after="60" w:before="60" w:line="290" w:lineRule="auto"/>
+        <w:ind w:left="640" w:hanging="640"/>
+      </w:pPr>
+      <w:r>
+        <w:rPr>
+          <w:rFonts w:ascii="Arial" w:cs="Arial" w:eastAsia="Arial" w:hAnsi="Arial"/>
+          <w:b/>
+          <w:bCs/>
+          <w:sz w:val="23"/>
+          <w:szCs w:val="23"/>
+        </w:rPr>
+        <w:t xml:space="preserve">C6.</w:t>
+      </w:r>
+      <w:r>
+        <w:rPr>
+          <w:rFonts w:ascii="Arial" w:cs="Arial" w:eastAsia="Arial" w:hAnsi="Arial"/>
+          <w:sz w:val="23"/>
+          <w:szCs w:val="23"/>
+        </w:rPr>
+        <w:tab/>
+      </w:r>
+      <w:r>
+        <w:rPr>
+          <w:rFonts w:ascii="Arial" w:cs="Arial" w:eastAsia="Arial" w:hAnsi="Arial"/>
+          <w:sz w:val="23"/>
+          <w:szCs w:val="23"/>
+        </w:rPr>
+        <w:t xml:space="preserve">A ribbon lies from the 2 cm mark to the 7 cm mark on a ruler. How long is it?</w:t>
       </w:r>
     </w:p>
     <w:p>
@@ -9247,6 +9445,138 @@
           <w:sz w:val="23"/>
           <w:szCs w:val="23"/>
         </w:rPr>
+        <w:t xml:space="preserve">A caterpillar is 9 cubes long. It grows 2 cubes each day. How long is it after 3 days?</w:t>
+      </w:r>
+    </w:p>
+    <w:p>
+      <w:pPr>
+        <w:keepLines/>
+        <w:spacing w:after="60" w:before="60" w:line="290" w:lineRule="auto"/>
+        <w:ind w:left="640" w:hanging="640"/>
+      </w:pPr>
+      <w:r>
+        <w:rPr>
+          <w:rFonts w:ascii="Arial" w:cs="Arial" w:eastAsia="Arial" w:hAnsi="Arial"/>
+          <w:b/>
+          <w:bCs/>
+          <w:sz w:val="23"/>
+          <w:szCs w:val="23"/>
+        </w:rPr>
+        <w:t xml:space="preserve">S2.</w:t>
+      </w:r>
+      <w:r>
+        <w:rPr>
+          <w:rFonts w:ascii="Arial" w:cs="Arial" w:eastAsia="Arial" w:hAnsi="Arial"/>
+          <w:sz w:val="23"/>
+          <w:szCs w:val="23"/>
+        </w:rPr>
+        <w:tab/>
+      </w:r>
+      <w:r>
+        <w:rPr>
+          <w:rFonts w:ascii="Arial" w:cs="Arial" w:eastAsia="Arial" w:hAnsi="Arial"/>
+          <w:sz w:val="23"/>
+          <w:szCs w:val="23"/>
+        </w:rPr>
+        <w:t xml:space="preserve">A string is 15 cubes long. A rope is 8 cubes longer. How long is the rope?</w:t>
+      </w:r>
+    </w:p>
+    <w:p>
+      <w:pPr>
+        <w:keepLines/>
+        <w:spacing w:after="60" w:before="60" w:line="290" w:lineRule="auto"/>
+        <w:ind w:left="640" w:hanging="640"/>
+      </w:pPr>
+      <w:r>
+        <w:rPr>
+          <w:rFonts w:ascii="Arial" w:cs="Arial" w:eastAsia="Arial" w:hAnsi="Arial"/>
+          <w:b/>
+          <w:bCs/>
+          <w:sz w:val="23"/>
+          <w:szCs w:val="23"/>
+        </w:rPr>
+        <w:t xml:space="preserve">S3.</w:t>
+      </w:r>
+      <w:r>
+        <w:rPr>
+          <w:rFonts w:ascii="Arial" w:cs="Arial" w:eastAsia="Arial" w:hAnsi="Arial"/>
+          <w:sz w:val="23"/>
+          <w:szCs w:val="23"/>
+        </w:rPr>
+        <w:tab/>
+      </w:r>
+      <w:r>
+        <w:rPr>
+          <w:rFonts w:ascii="Arial" w:cs="Arial" w:eastAsia="Arial" w:hAnsi="Arial"/>
+          <w:sz w:val="23"/>
+          <w:szCs w:val="23"/>
+        </w:rPr>
+        <w:t xml:space="preserve">A ribbon lies from the 3 cm mark to the 11 cm mark. How long is it?</w:t>
+      </w:r>
+    </w:p>
+    <w:p>
+      <w:pPr>
+        <w:keepLines/>
+        <w:spacing w:after="60" w:before="60" w:line="290" w:lineRule="auto"/>
+        <w:ind w:left="640" w:hanging="640"/>
+      </w:pPr>
+      <w:r>
+        <w:rPr>
+          <w:rFonts w:ascii="Arial" w:cs="Arial" w:eastAsia="Arial" w:hAnsi="Arial"/>
+          <w:b/>
+          <w:bCs/>
+          <w:sz w:val="23"/>
+          <w:szCs w:val="23"/>
+        </w:rPr>
+        <w:t xml:space="preserve">S4.</w:t>
+      </w:r>
+      <w:r>
+        <w:rPr>
+          <w:rFonts w:ascii="Arial" w:cs="Arial" w:eastAsia="Arial" w:hAnsi="Arial"/>
+          <w:sz w:val="23"/>
+          <w:szCs w:val="23"/>
+        </w:rPr>
+        <w:tab/>
+      </w:r>
+      <w:r>
+        <w:rPr>
+          <w:rFonts w:ascii="Arial" w:cs="Arial" w:eastAsia="Arial" w:hAnsi="Arial"/>
+          <w:sz w:val="23"/>
+          <w:szCs w:val="23"/>
+        </w:rPr>
+        <w:t xml:space="preserve">A pencil is 3 erasers long. A ruler is 2 pencils long. A desk is 4 rulers long. How many erasers long is the desk?</w:t>
+      </w:r>
+    </w:p>
+    <w:p>
+      <w:pPr>
+        <w:keepLines/>
+        <w:spacing w:after="60" w:before="60" w:line="290" w:lineRule="auto"/>
+        <w:ind w:left="640" w:hanging="640"/>
+      </w:pPr>
+      <w:r>
+        <w:rPr>
+          <w:rFonts w:ascii="Arial" w:cs="Arial" w:eastAsia="Arial" w:hAnsi="Arial"/>
+          <w:b/>
+          <w:bCs/>
+          <w:sz w:val="23"/>
+          <w:szCs w:val="23"/>
+        </w:rPr>
+        <w:t xml:space="preserve">S5.</w:t>
+      </w:r>
+      <w:r>
+        <w:rPr>
+          <w:rFonts w:ascii="Arial" w:cs="Arial" w:eastAsia="Arial" w:hAnsi="Arial"/>
+          <w:sz w:val="23"/>
+          <w:szCs w:val="23"/>
+        </w:rPr>
+        <w:tab/>
+      </w:r>
+      <w:r>
+        <w:rPr>
+          <w:rFonts w:ascii="Arial" w:cs="Arial" w:eastAsia="Arial" w:hAnsi="Arial"/>
+          <w:sz w:val="23"/>
+          <w:szCs w:val="23"/>
+        </w:rPr>
         <w:t xml:space="preserve">1 clip is as long as 3 cubes. A pen is 12 cubes long. How many clips long is the pen?</w:t>
       </w:r>
     </w:p>
@@ -9264,7 +9594,7 @@
           <w:sz w:val="23"/>
           <w:szCs w:val="23"/>
         </w:rPr>
-        <w:t xml:space="preserve">S2.</w:t>
+        <w:t xml:space="preserve">S6.</w:t>
       </w:r>
       <w:r>
         <w:rPr>
@@ -9297,7 +9627,7 @@
           <w:sz w:val="23"/>
           <w:szCs w:val="23"/>
         </w:rPr>
-        <w:t xml:space="preserve">S3.</w:t>
+        <w:t xml:space="preserve">S7.</w:t>
       </w:r>
       <w:r>
         <w:rPr>
@@ -9314,72 +9644,6 @@
           <w:szCs w:val="23"/>
         </w:rPr>
         <w:t xml:space="preserve">Ali’s desk is 6 spans long. Mei’s desk is 9 spans long, but they measured the same desk. Whose hand is bigger?</w:t>
-      </w:r>
-    </w:p>
-    <w:p>
-      <w:pPr>
-        <w:keepLines/>
-        <w:spacing w:after="60" w:before="60" w:line="290" w:lineRule="auto"/>
-        <w:ind w:left="640" w:hanging="640"/>
-      </w:pPr>
-      <w:r>
-        <w:rPr>
-          <w:rFonts w:ascii="Arial" w:cs="Arial" w:eastAsia="Arial" w:hAnsi="Arial"/>
-          <w:b/>
-          <w:bCs/>
-          <w:sz w:val="23"/>
-          <w:szCs w:val="23"/>
-        </w:rPr>
-        <w:t xml:space="preserve">S4.</w:t>
-      </w:r>
-      <w:r>
-        <w:rPr>
-          <w:rFonts w:ascii="Arial" w:cs="Arial" w:eastAsia="Arial" w:hAnsi="Arial"/>
-          <w:sz w:val="23"/>
-          <w:szCs w:val="23"/>
-        </w:rPr>
-        <w:tab/>
-      </w:r>
-      <w:r>
-        <w:rPr>
-          <w:rFonts w:ascii="Arial" w:cs="Arial" w:eastAsia="Arial" w:hAnsi="Arial"/>
-          <w:sz w:val="23"/>
-          <w:szCs w:val="23"/>
-        </w:rPr>
-        <w:t xml:space="preserve">A caterpillar is 9 cubes long. It grows 2 cubes each day. How long is it after 3 days?</w:t>
-      </w:r>
-    </w:p>
-    <w:p>
-      <w:pPr>
-        <w:keepLines/>
-        <w:spacing w:after="60" w:before="60" w:line="290" w:lineRule="auto"/>
-        <w:ind w:left="640" w:hanging="640"/>
-      </w:pPr>
-      <w:r>
-        <w:rPr>
-          <w:rFonts w:ascii="Arial" w:cs="Arial" w:eastAsia="Arial" w:hAnsi="Arial"/>
-          <w:b/>
-          <w:bCs/>
-          <w:sz w:val="23"/>
-          <w:szCs w:val="23"/>
-        </w:rPr>
-        <w:t xml:space="preserve">S5.</w:t>
-      </w:r>
-      <w:r>
-        <w:rPr>
-          <w:rFonts w:ascii="Arial" w:cs="Arial" w:eastAsia="Arial" w:hAnsi="Arial"/>
-          <w:sz w:val="23"/>
-          <w:szCs w:val="23"/>
-        </w:rPr>
-        <w:tab/>
-      </w:r>
-      <w:r>
-        <w:rPr>
-          <w:rFonts w:ascii="Arial" w:cs="Arial" w:eastAsia="Arial" w:hAnsi="Arial"/>
-          <w:sz w:val="23"/>
-          <w:szCs w:val="23"/>
-        </w:rPr>
-        <w:t xml:space="preserve">A string is 15 cubes long. A rope is 8 cubes longer. How long is the rope?</w:t>
       </w:r>
     </w:p>
     <w:p>
@@ -9648,7 +9912,7 @@
           <w:sz w:val="23"/>
           <w:szCs w:val="23"/>
         </w:rPr>
-        <w:t xml:space="preserve">A ruler is 12 cubes long. Ali measures a desk by laying the ruler end to end 4 times and then 5 more cubes. How long is the desk in cubes?</w:t>
+        <w:t xml:space="preserve">A stick is 12 cubes long. Ali measures a desk by laying the stick end to end 4 times and then 5 more cubes. How long is the desk in cubes?</w:t>
       </w:r>
     </w:p>
     <w:p>
@@ -12853,7 +13117,7 @@
           <w:sz w:val="20"/>
           <w:szCs w:val="20"/>
         </w:rPr>
-        <w:t xml:space="preserve">Banana 6 and orange 12.</w:t>
+        <w:t xml:space="preserve">Banana 6 and orange 12. (24 − 6 = 18 for banana and orange; take away the extra 6: 12, share: 6 each; give orange the 6 back.)</w:t>
       </w:r>
     </w:p>
     <w:p>
@@ -12886,7 +13150,7 @@
           <w:sz w:val="20"/>
           <w:szCs w:val="20"/>
         </w:rPr>
-        <w:t xml:space="preserve">8 children (10 pictures in all; A 3 + B 5 = 8, so C has 2 pictures).</w:t>
+        <w:t xml:space="preserve">4 children (20 ÷ 2 = 10 pictures in all, counting in 2s to 20; A 3 + B 5 = 8, so C has 2 pictures = 4 children).</w:t>
       </w:r>
     </w:p>
     <w:p>
@@ -13811,6 +14075,138 @@
           <w:sz w:val="20"/>
           <w:szCs w:val="20"/>
         </w:rPr>
+        <w:t xml:space="preserve">14 (12 − 3 + 5)</w:t>
+      </w:r>
+    </w:p>
+    <w:p>
+      <w:pPr>
+        <w:keepLines/>
+        <w:spacing w:after="20" w:before="20" w:line="260" w:lineRule="auto"/>
+        <w:ind w:left="640" w:hanging="640"/>
+      </w:pPr>
+      <w:r>
+        <w:rPr>
+          <w:rFonts w:ascii="Arial" w:cs="Arial" w:eastAsia="Arial" w:hAnsi="Arial"/>
+          <w:b/>
+          <w:bCs/>
+          <w:sz w:val="20"/>
+          <w:szCs w:val="20"/>
+        </w:rPr>
+        <w:t xml:space="preserve">S2.</w:t>
+      </w:r>
+      <w:r>
+        <w:rPr>
+          <w:rFonts w:ascii="Arial" w:cs="Arial" w:eastAsia="Arial" w:hAnsi="Arial"/>
+          <w:sz w:val="20"/>
+          <w:szCs w:val="20"/>
+        </w:rPr>
+        <w:tab/>
+      </w:r>
+      <w:r>
+        <w:rPr>
+          <w:rFonts w:ascii="Arial" w:cs="Arial" w:eastAsia="Arial" w:hAnsi="Arial"/>
+          <w:sz w:val="20"/>
+          <w:szCs w:val="20"/>
+        </w:rPr>
+        <w:t xml:space="preserve">15 (work backwards: 10 + 3 = 13, 13 − 4 = 9, 9 + 6 = 15; check 15 − 6 + 4 − 3 = 10)</w:t>
+      </w:r>
+    </w:p>
+    <w:p>
+      <w:pPr>
+        <w:keepLines/>
+        <w:spacing w:after="20" w:before="20" w:line="260" w:lineRule="auto"/>
+        <w:ind w:left="640" w:hanging="640"/>
+      </w:pPr>
+      <w:r>
+        <w:rPr>
+          <w:rFonts w:ascii="Arial" w:cs="Arial" w:eastAsia="Arial" w:hAnsi="Arial"/>
+          <w:b/>
+          <w:bCs/>
+          <w:sz w:val="20"/>
+          <w:szCs w:val="20"/>
+        </w:rPr>
+        <w:t xml:space="preserve">S3.</w:t>
+      </w:r>
+      <w:r>
+        <w:rPr>
+          <w:rFonts w:ascii="Arial" w:cs="Arial" w:eastAsia="Arial" w:hAnsi="Arial"/>
+          <w:sz w:val="20"/>
+          <w:szCs w:val="20"/>
+        </w:rPr>
+        <w:tab/>
+      </w:r>
+      <w:r>
+        <w:rPr>
+          <w:rFonts w:ascii="Arial" w:cs="Arial" w:eastAsia="Arial" w:hAnsi="Arial"/>
+          <w:sz w:val="20"/>
+          <w:szCs w:val="20"/>
+        </w:rPr>
+        <w:t xml:space="preserve">Add 5. OUT is 17 when IN is 12. IN is 15 when OUT is 20.</w:t>
+      </w:r>
+    </w:p>
+    <w:p>
+      <w:pPr>
+        <w:keepLines/>
+        <w:spacing w:after="20" w:before="20" w:line="260" w:lineRule="auto"/>
+        <w:ind w:left="640" w:hanging="640"/>
+      </w:pPr>
+      <w:r>
+        <w:rPr>
+          <w:rFonts w:ascii="Arial" w:cs="Arial" w:eastAsia="Arial" w:hAnsi="Arial"/>
+          <w:b/>
+          <w:bCs/>
+          <w:sz w:val="20"/>
+          <w:szCs w:val="20"/>
+        </w:rPr>
+        <w:t xml:space="preserve">S4.</w:t>
+      </w:r>
+      <w:r>
+        <w:rPr>
+          <w:rFonts w:ascii="Arial" w:cs="Arial" w:eastAsia="Arial" w:hAnsi="Arial"/>
+          <w:sz w:val="20"/>
+          <w:szCs w:val="20"/>
+        </w:rPr>
+        <w:tab/>
+      </w:r>
+      <w:r>
+        <w:rPr>
+          <w:rFonts w:ascii="Arial" w:cs="Arial" w:eastAsia="Arial" w:hAnsi="Arial"/>
+          <w:sz w:val="20"/>
+          <w:szCs w:val="20"/>
+        </w:rPr>
+        <w:t xml:space="preserve">11</w:t>
+      </w:r>
+    </w:p>
+    <w:p>
+      <w:pPr>
+        <w:keepLines/>
+        <w:spacing w:after="20" w:before="20" w:line="260" w:lineRule="auto"/>
+        <w:ind w:left="640" w:hanging="640"/>
+      </w:pPr>
+      <w:r>
+        <w:rPr>
+          <w:rFonts w:ascii="Arial" w:cs="Arial" w:eastAsia="Arial" w:hAnsi="Arial"/>
+          <w:b/>
+          <w:bCs/>
+          <w:sz w:val="20"/>
+          <w:szCs w:val="20"/>
+        </w:rPr>
+        <w:t xml:space="preserve">S5.</w:t>
+      </w:r>
+      <w:r>
+        <w:rPr>
+          <w:rFonts w:ascii="Arial" w:cs="Arial" w:eastAsia="Arial" w:hAnsi="Arial"/>
+          <w:sz w:val="20"/>
+          <w:szCs w:val="20"/>
+        </w:rPr>
+        <w:tab/>
+      </w:r>
+      <w:r>
+        <w:rPr>
+          <w:rFonts w:ascii="Arial" w:cs="Arial" w:eastAsia="Arial" w:hAnsi="Arial"/>
+          <w:sz w:val="20"/>
+          <w:szCs w:val="20"/>
+        </w:rPr>
         <w:t xml:space="preserve">7</w:t>
       </w:r>
     </w:p>
@@ -13828,7 +14224,7 @@
           <w:sz w:val="20"/>
           <w:szCs w:val="20"/>
         </w:rPr>
-        <w:t xml:space="preserve">S2.</w:t>
+        <w:t xml:space="preserve">S6.</w:t>
       </w:r>
       <w:r>
         <w:rPr>
@@ -13861,7 +14257,106 @@
           <w:sz w:val="20"/>
           <w:szCs w:val="20"/>
         </w:rPr>
-        <w:t xml:space="preserve">S3.</w:t>
+        <w:t xml:space="preserve">S7.</w:t>
+      </w:r>
+      <w:r>
+        <w:rPr>
+          <w:rFonts w:ascii="Arial" w:cs="Arial" w:eastAsia="Arial" w:hAnsi="Arial"/>
+          <w:sz w:val="20"/>
+          <w:szCs w:val="20"/>
+        </w:rPr>
+        <w:tab/>
+      </w:r>
+      <w:r>
+        <w:rPr>
+          <w:rFonts w:ascii="Arial" w:cs="Arial" w:eastAsia="Arial" w:hAnsi="Arial"/>
+          <w:sz w:val="20"/>
+          <w:szCs w:val="20"/>
+        </w:rPr>
+        <w:t xml:space="preserve">7</w:t>
+      </w:r>
+    </w:p>
+    <w:p>
+      <w:pPr>
+        <w:keepLines/>
+        <w:spacing w:after="20" w:before="20" w:line="260" w:lineRule="auto"/>
+        <w:ind w:left="640" w:hanging="640"/>
+      </w:pPr>
+      <w:r>
+        <w:rPr>
+          <w:rFonts w:ascii="Arial" w:cs="Arial" w:eastAsia="Arial" w:hAnsi="Arial"/>
+          <w:b/>
+          <w:bCs/>
+          <w:sz w:val="20"/>
+          <w:szCs w:val="20"/>
+        </w:rPr>
+        <w:t xml:space="preserve">G1.</w:t>
+      </w:r>
+      <w:r>
+        <w:rPr>
+          <w:rFonts w:ascii="Arial" w:cs="Arial" w:eastAsia="Arial" w:hAnsi="Arial"/>
+          <w:sz w:val="20"/>
+          <w:szCs w:val="20"/>
+        </w:rPr>
+        <w:tab/>
+      </w:r>
+      <w:r>
+        <w:rPr>
+          <w:rFonts w:ascii="Arial" w:cs="Arial" w:eastAsia="Arial" w:hAnsi="Arial"/>
+          <w:sz w:val="20"/>
+          <w:szCs w:val="20"/>
+        </w:rPr>
+        <w:t xml:space="preserve">10 (17 − 5 + 4 − 6)</w:t>
+      </w:r>
+    </w:p>
+    <w:p>
+      <w:pPr>
+        <w:keepLines/>
+        <w:spacing w:after="20" w:before="20" w:line="260" w:lineRule="auto"/>
+        <w:ind w:left="640" w:hanging="640"/>
+      </w:pPr>
+      <w:r>
+        <w:rPr>
+          <w:rFonts w:ascii="Arial" w:cs="Arial" w:eastAsia="Arial" w:hAnsi="Arial"/>
+          <w:b/>
+          <w:bCs/>
+          <w:sz w:val="20"/>
+          <w:szCs w:val="20"/>
+        </w:rPr>
+        <w:t xml:space="preserve">G2.</w:t>
+      </w:r>
+      <w:r>
+        <w:rPr>
+          <w:rFonts w:ascii="Arial" w:cs="Arial" w:eastAsia="Arial" w:hAnsi="Arial"/>
+          <w:sz w:val="20"/>
+          <w:szCs w:val="20"/>
+        </w:rPr>
+        <w:tab/>
+      </w:r>
+      <w:r>
+        <w:rPr>
+          <w:rFonts w:ascii="Arial" w:cs="Arial" w:eastAsia="Arial" w:hAnsi="Arial"/>
+          <w:sz w:val="20"/>
+          <w:szCs w:val="20"/>
+        </w:rPr>
+        <w:t xml:space="preserve">13 (the same as adding 7)</w:t>
+      </w:r>
+    </w:p>
+    <w:p>
+      <w:pPr>
+        <w:keepLines/>
+        <w:spacing w:after="20" w:before="20" w:line="260" w:lineRule="auto"/>
+        <w:ind w:left="640" w:hanging="640"/>
+      </w:pPr>
+      <w:r>
+        <w:rPr>
+          <w:rFonts w:ascii="Arial" w:cs="Arial" w:eastAsia="Arial" w:hAnsi="Arial"/>
+          <w:b/>
+          <w:bCs/>
+          <w:sz w:val="20"/>
+          <w:szCs w:val="20"/>
+        </w:rPr>
+        <w:t xml:space="preserve">G3.</w:t>
       </w:r>
       <w:r>
         <w:rPr>
@@ -13894,7 +14389,7 @@
           <w:sz w:val="20"/>
           <w:szCs w:val="20"/>
         </w:rPr>
-        <w:t xml:space="preserve">S4.</w:t>
+        <w:t xml:space="preserve">G4.</w:t>
       </w:r>
       <w:r>
         <w:rPr>
@@ -13927,204 +14422,6 @@
           <w:sz w:val="20"/>
           <w:szCs w:val="20"/>
         </w:rPr>
-        <w:t xml:space="preserve">S5.</w:t>
-      </w:r>
-      <w:r>
-        <w:rPr>
-          <w:rFonts w:ascii="Arial" w:cs="Arial" w:eastAsia="Arial" w:hAnsi="Arial"/>
-          <w:sz w:val="20"/>
-          <w:szCs w:val="20"/>
-        </w:rPr>
-        <w:tab/>
-      </w:r>
-      <w:r>
-        <w:rPr>
-          <w:rFonts w:ascii="Arial" w:cs="Arial" w:eastAsia="Arial" w:hAnsi="Arial"/>
-          <w:sz w:val="20"/>
-          <w:szCs w:val="20"/>
-        </w:rPr>
-        <w:t xml:space="preserve">Add 5. OUT is 17 when IN is 12. IN is 15 when OUT is 20.</w:t>
-      </w:r>
-    </w:p>
-    <w:p>
-      <w:pPr>
-        <w:keepLines/>
-        <w:spacing w:after="20" w:before="20" w:line="260" w:lineRule="auto"/>
-        <w:ind w:left="640" w:hanging="640"/>
-      </w:pPr>
-      <w:r>
-        <w:rPr>
-          <w:rFonts w:ascii="Arial" w:cs="Arial" w:eastAsia="Arial" w:hAnsi="Arial"/>
-          <w:b/>
-          <w:bCs/>
-          <w:sz w:val="20"/>
-          <w:szCs w:val="20"/>
-        </w:rPr>
-        <w:t xml:space="preserve">S6.</w:t>
-      </w:r>
-      <w:r>
-        <w:rPr>
-          <w:rFonts w:ascii="Arial" w:cs="Arial" w:eastAsia="Arial" w:hAnsi="Arial"/>
-          <w:sz w:val="20"/>
-          <w:szCs w:val="20"/>
-        </w:rPr>
-        <w:tab/>
-      </w:r>
-      <w:r>
-        <w:rPr>
-          <w:rFonts w:ascii="Arial" w:cs="Arial" w:eastAsia="Arial" w:hAnsi="Arial"/>
-          <w:sz w:val="20"/>
-          <w:szCs w:val="20"/>
-        </w:rPr>
-        <w:t xml:space="preserve">14 (12 − 3 + 5)</w:t>
-      </w:r>
-    </w:p>
-    <w:p>
-      <w:pPr>
-        <w:keepLines/>
-        <w:spacing w:after="20" w:before="20" w:line="260" w:lineRule="auto"/>
-        <w:ind w:left="640" w:hanging="640"/>
-      </w:pPr>
-      <w:r>
-        <w:rPr>
-          <w:rFonts w:ascii="Arial" w:cs="Arial" w:eastAsia="Arial" w:hAnsi="Arial"/>
-          <w:b/>
-          <w:bCs/>
-          <w:sz w:val="20"/>
-          <w:szCs w:val="20"/>
-        </w:rPr>
-        <w:t xml:space="preserve">G1.</w:t>
-      </w:r>
-      <w:r>
-        <w:rPr>
-          <w:rFonts w:ascii="Arial" w:cs="Arial" w:eastAsia="Arial" w:hAnsi="Arial"/>
-          <w:sz w:val="20"/>
-          <w:szCs w:val="20"/>
-        </w:rPr>
-        <w:tab/>
-      </w:r>
-      <w:r>
-        <w:rPr>
-          <w:rFonts w:ascii="Arial" w:cs="Arial" w:eastAsia="Arial" w:hAnsi="Arial"/>
-          <w:sz w:val="20"/>
-          <w:szCs w:val="20"/>
-        </w:rPr>
-        <w:t xml:space="preserve">10 (17 − 5 + 4 − 6)</w:t>
-      </w:r>
-    </w:p>
-    <w:p>
-      <w:pPr>
-        <w:keepLines/>
-        <w:spacing w:after="20" w:before="20" w:line="260" w:lineRule="auto"/>
-        <w:ind w:left="640" w:hanging="640"/>
-      </w:pPr>
-      <w:r>
-        <w:rPr>
-          <w:rFonts w:ascii="Arial" w:cs="Arial" w:eastAsia="Arial" w:hAnsi="Arial"/>
-          <w:b/>
-          <w:bCs/>
-          <w:sz w:val="20"/>
-          <w:szCs w:val="20"/>
-        </w:rPr>
-        <w:t xml:space="preserve">G2.</w:t>
-      </w:r>
-      <w:r>
-        <w:rPr>
-          <w:rFonts w:ascii="Arial" w:cs="Arial" w:eastAsia="Arial" w:hAnsi="Arial"/>
-          <w:sz w:val="20"/>
-          <w:szCs w:val="20"/>
-        </w:rPr>
-        <w:tab/>
-      </w:r>
-      <w:r>
-        <w:rPr>
-          <w:rFonts w:ascii="Arial" w:cs="Arial" w:eastAsia="Arial" w:hAnsi="Arial"/>
-          <w:sz w:val="20"/>
-          <w:szCs w:val="20"/>
-        </w:rPr>
-        <w:t xml:space="preserve">13 (the same as adding 7)</w:t>
-      </w:r>
-    </w:p>
-    <w:p>
-      <w:pPr>
-        <w:keepLines/>
-        <w:spacing w:after="20" w:before="20" w:line="260" w:lineRule="auto"/>
-        <w:ind w:left="640" w:hanging="640"/>
-      </w:pPr>
-      <w:r>
-        <w:rPr>
-          <w:rFonts w:ascii="Arial" w:cs="Arial" w:eastAsia="Arial" w:hAnsi="Arial"/>
-          <w:b/>
-          <w:bCs/>
-          <w:sz w:val="20"/>
-          <w:szCs w:val="20"/>
-        </w:rPr>
-        <w:t xml:space="preserve">G3.</w:t>
-      </w:r>
-      <w:r>
-        <w:rPr>
-          <w:rFonts w:ascii="Arial" w:cs="Arial" w:eastAsia="Arial" w:hAnsi="Arial"/>
-          <w:sz w:val="20"/>
-          <w:szCs w:val="20"/>
-        </w:rPr>
-        <w:tab/>
-      </w:r>
-      <w:r>
-        <w:rPr>
-          <w:rFonts w:ascii="Arial" w:cs="Arial" w:eastAsia="Arial" w:hAnsi="Arial"/>
-          <w:sz w:val="20"/>
-          <w:szCs w:val="20"/>
-        </w:rPr>
-        <w:t xml:space="preserve">11</w:t>
-      </w:r>
-    </w:p>
-    <w:p>
-      <w:pPr>
-        <w:keepLines/>
-        <w:spacing w:after="20" w:before="20" w:line="260" w:lineRule="auto"/>
-        <w:ind w:left="640" w:hanging="640"/>
-      </w:pPr>
-      <w:r>
-        <w:rPr>
-          <w:rFonts w:ascii="Arial" w:cs="Arial" w:eastAsia="Arial" w:hAnsi="Arial"/>
-          <w:b/>
-          <w:bCs/>
-          <w:sz w:val="20"/>
-          <w:szCs w:val="20"/>
-        </w:rPr>
-        <w:t xml:space="preserve">G4.</w:t>
-      </w:r>
-      <w:r>
-        <w:rPr>
-          <w:rFonts w:ascii="Arial" w:cs="Arial" w:eastAsia="Arial" w:hAnsi="Arial"/>
-          <w:sz w:val="20"/>
-          <w:szCs w:val="20"/>
-        </w:rPr>
-        <w:tab/>
-      </w:r>
-      <w:r>
-        <w:rPr>
-          <w:rFonts w:ascii="Arial" w:cs="Arial" w:eastAsia="Arial" w:hAnsi="Arial"/>
-          <w:sz w:val="20"/>
-          <w:szCs w:val="20"/>
-        </w:rPr>
-        <w:t xml:space="preserve">7</w:t>
-      </w:r>
-    </w:p>
-    <w:p>
-      <w:pPr>
-        <w:keepLines/>
-        <w:spacing w:after="20" w:before="20" w:line="260" w:lineRule="auto"/>
-        <w:ind w:left="640" w:hanging="640"/>
-      </w:pPr>
-      <w:r>
-        <w:rPr>
-          <w:rFonts w:ascii="Arial" w:cs="Arial" w:eastAsia="Arial" w:hAnsi="Arial"/>
-          <w:b/>
-          <w:bCs/>
-          <w:sz w:val="20"/>
-          <w:szCs w:val="20"/>
-        </w:rPr>
         <w:t xml:space="preserve">G5.</w:t>
       </w:r>
       <w:r>
@@ -14240,7 +14537,7 @@
           <w:sz w:val="20"/>
           <w:szCs w:val="20"/>
         </w:rPr>
-        <w:t xml:space="preserve">Ben 7 and Ali 12.</w:t>
+        <w:t xml:space="preserve">Ben 8 and Ali 12. (Take away the extra 4: 16 left, share: 8 and 8, give Ali the 4 back: 12.)</w:t>
       </w:r>
     </w:p>
     <w:p>
@@ -14587,6 +14884,138 @@
           <w:sz w:val="20"/>
           <w:szCs w:val="20"/>
         </w:rPr>
+        <w:t xml:space="preserve">$16. Count on from $34: $36, $40, $50. That is $2 + $4 + $10 = $16.</w:t>
+      </w:r>
+    </w:p>
+    <w:p>
+      <w:pPr>
+        <w:keepLines/>
+        <w:spacing w:after="20" w:before="20" w:line="260" w:lineRule="auto"/>
+        <w:ind w:left="640" w:hanging="640"/>
+      </w:pPr>
+      <w:r>
+        <w:rPr>
+          <w:rFonts w:ascii="Arial" w:cs="Arial" w:eastAsia="Arial" w:hAnsi="Arial"/>
+          <w:b/>
+          <w:bCs/>
+          <w:sz w:val="20"/>
+          <w:szCs w:val="20"/>
+        </w:rPr>
+        <w:t xml:space="preserve">S2.</w:t>
+      </w:r>
+      <w:r>
+        <w:rPr>
+          <w:rFonts w:ascii="Arial" w:cs="Arial" w:eastAsia="Arial" w:hAnsi="Arial"/>
+          <w:sz w:val="20"/>
+          <w:szCs w:val="20"/>
+        </w:rPr>
+        <w:tab/>
+      </w:r>
+      <w:r>
+        <w:rPr>
+          <w:rFonts w:ascii="Arial" w:cs="Arial" w:eastAsia="Arial" w:hAnsi="Arial"/>
+          <w:sz w:val="20"/>
+          <w:szCs w:val="20"/>
+        </w:rPr>
+        <w:t xml:space="preserve">2 sets: 50¢ + 10¢ + 5¢ + 5¢, and 20¢ + 20¢ + 20¢ + 10¢.</w:t>
+      </w:r>
+    </w:p>
+    <w:p>
+      <w:pPr>
+        <w:keepLines/>
+        <w:spacing w:after="20" w:before="20" w:line="260" w:lineRule="auto"/>
+        <w:ind w:left="640" w:hanging="640"/>
+      </w:pPr>
+      <w:r>
+        <w:rPr>
+          <w:rFonts w:ascii="Arial" w:cs="Arial" w:eastAsia="Arial" w:hAnsi="Arial"/>
+          <w:b/>
+          <w:bCs/>
+          <w:sz w:val="20"/>
+          <w:szCs w:val="20"/>
+        </w:rPr>
+        <w:t xml:space="preserve">S3.</w:t>
+      </w:r>
+      <w:r>
+        <w:rPr>
+          <w:rFonts w:ascii="Arial" w:cs="Arial" w:eastAsia="Arial" w:hAnsi="Arial"/>
+          <w:sz w:val="20"/>
+          <w:szCs w:val="20"/>
+        </w:rPr>
+        <w:tab/>
+      </w:r>
+      <w:r>
+        <w:rPr>
+          <w:rFonts w:ascii="Arial" w:cs="Arial" w:eastAsia="Arial" w:hAnsi="Arial"/>
+          <w:sz w:val="20"/>
+          <w:szCs w:val="20"/>
+        </w:rPr>
+        <w:t xml:space="preserve">Three 10¢ and three 20¢ (30 + 60 = 90).</w:t>
+      </w:r>
+    </w:p>
+    <w:p>
+      <w:pPr>
+        <w:keepLines/>
+        <w:spacing w:after="20" w:before="20" w:line="260" w:lineRule="auto"/>
+        <w:ind w:left="640" w:hanging="640"/>
+      </w:pPr>
+      <w:r>
+        <w:rPr>
+          <w:rFonts w:ascii="Arial" w:cs="Arial" w:eastAsia="Arial" w:hAnsi="Arial"/>
+          <w:b/>
+          <w:bCs/>
+          <w:sz w:val="20"/>
+          <w:szCs w:val="20"/>
+        </w:rPr>
+        <w:t xml:space="preserve">S4.</w:t>
+      </w:r>
+      <w:r>
+        <w:rPr>
+          <w:rFonts w:ascii="Arial" w:cs="Arial" w:eastAsia="Arial" w:hAnsi="Arial"/>
+          <w:sz w:val="20"/>
+          <w:szCs w:val="20"/>
+        </w:rPr>
+        <w:tab/>
+      </w:r>
+      <w:r>
+        <w:rPr>
+          <w:rFonts w:ascii="Arial" w:cs="Arial" w:eastAsia="Arial" w:hAnsi="Arial"/>
+          <w:sz w:val="20"/>
+          <w:szCs w:val="20"/>
+        </w:rPr>
+        <w:t xml:space="preserve">3 coins (20¢ + 20¢ + 5¢)</w:t>
+      </w:r>
+    </w:p>
+    <w:p>
+      <w:pPr>
+        <w:keepLines/>
+        <w:spacing w:after="20" w:before="20" w:line="260" w:lineRule="auto"/>
+        <w:ind w:left="640" w:hanging="640"/>
+      </w:pPr>
+      <w:r>
+        <w:rPr>
+          <w:rFonts w:ascii="Arial" w:cs="Arial" w:eastAsia="Arial" w:hAnsi="Arial"/>
+          <w:b/>
+          <w:bCs/>
+          <w:sz w:val="20"/>
+          <w:szCs w:val="20"/>
+        </w:rPr>
+        <w:t xml:space="preserve">S5.</w:t>
+      </w:r>
+      <w:r>
+        <w:rPr>
+          <w:rFonts w:ascii="Arial" w:cs="Arial" w:eastAsia="Arial" w:hAnsi="Arial"/>
+          <w:sz w:val="20"/>
+          <w:szCs w:val="20"/>
+        </w:rPr>
+        <w:tab/>
+      </w:r>
+      <w:r>
+        <w:rPr>
+          <w:rFonts w:ascii="Arial" w:cs="Arial" w:eastAsia="Arial" w:hAnsi="Arial"/>
+          <w:sz w:val="20"/>
+          <w:szCs w:val="20"/>
+        </w:rPr>
         <w:t xml:space="preserve">4 ways. (20+5; 10+10+5; 10+5+5+5; 5+5+5+5+5)</w:t>
       </w:r>
     </w:p>
@@ -14604,7 +15033,7 @@
           <w:sz w:val="20"/>
           <w:szCs w:val="20"/>
         </w:rPr>
-        <w:t xml:space="preserve">S2.</w:t>
+        <w:t xml:space="preserve">S6.</w:t>
       </w:r>
       <w:r>
         <w:rPr>
@@ -14637,7 +15066,7 @@
           <w:sz w:val="20"/>
           <w:szCs w:val="20"/>
         </w:rPr>
-        <w:t xml:space="preserve">S3.</w:t>
+        <w:t xml:space="preserve">S7.</w:t>
       </w:r>
       <w:r>
         <w:rPr>
@@ -14670,40 +15099,7 @@
           <w:sz w:val="20"/>
           <w:szCs w:val="20"/>
         </w:rPr>
-        <w:t xml:space="preserve">S4.</w:t>
-      </w:r>
-      <w:r>
-        <w:rPr>
-          <w:rFonts w:ascii="Arial" w:cs="Arial" w:eastAsia="Arial" w:hAnsi="Arial"/>
-          <w:sz w:val="20"/>
-          <w:szCs w:val="20"/>
-        </w:rPr>
-        <w:tab/>
-      </w:r>
-      <w:r>
-        <w:rPr>
-          <w:rFonts w:ascii="Arial" w:cs="Arial" w:eastAsia="Arial" w:hAnsi="Arial"/>
-          <w:sz w:val="20"/>
-          <w:szCs w:val="20"/>
-        </w:rPr>
-        <w:t xml:space="preserve">$16. Count on from $34: $36, $40, $50. That is $2 + $4 + $10 = $16.</w:t>
-      </w:r>
-    </w:p>
-    <w:p>
-      <w:pPr>
-        <w:keepLines/>
-        <w:spacing w:after="20" w:before="20" w:line="260" w:lineRule="auto"/>
-        <w:ind w:left="640" w:hanging="640"/>
-      </w:pPr>
-      <w:r>
-        <w:rPr>
-          <w:rFonts w:ascii="Arial" w:cs="Arial" w:eastAsia="Arial" w:hAnsi="Arial"/>
-          <w:b/>
-          <w:bCs/>
-          <w:sz w:val="20"/>
-          <w:szCs w:val="20"/>
-        </w:rPr>
-        <w:t xml:space="preserve">S5.</w:t>
+        <w:t xml:space="preserve">S8.</w:t>
       </w:r>
       <w:r>
         <w:rPr>
@@ -14736,40 +15132,7 @@
           <w:sz w:val="20"/>
           <w:szCs w:val="20"/>
         </w:rPr>
-        <w:t xml:space="preserve">S6.</w:t>
-      </w:r>
-      <w:r>
-        <w:rPr>
-          <w:rFonts w:ascii="Arial" w:cs="Arial" w:eastAsia="Arial" w:hAnsi="Arial"/>
-          <w:sz w:val="20"/>
-          <w:szCs w:val="20"/>
-        </w:rPr>
-        <w:tab/>
-      </w:r>
-      <w:r>
-        <w:rPr>
-          <w:rFonts w:ascii="Arial" w:cs="Arial" w:eastAsia="Arial" w:hAnsi="Arial"/>
-          <w:sz w:val="20"/>
-          <w:szCs w:val="20"/>
-        </w:rPr>
-        <w:t xml:space="preserve">3 coins (20¢ + 20¢ + 5¢)</w:t>
-      </w:r>
-    </w:p>
-    <w:p>
-      <w:pPr>
-        <w:keepLines/>
-        <w:spacing w:after="20" w:before="20" w:line="260" w:lineRule="auto"/>
-        <w:ind w:left="640" w:hanging="640"/>
-      </w:pPr>
-      <w:r>
-        <w:rPr>
-          <w:rFonts w:ascii="Arial" w:cs="Arial" w:eastAsia="Arial" w:hAnsi="Arial"/>
-          <w:b/>
-          <w:bCs/>
-          <w:sz w:val="20"/>
-          <w:szCs w:val="20"/>
-        </w:rPr>
-        <w:t xml:space="preserve">S7.</w:t>
+        <w:t xml:space="preserve">S9.</w:t>
       </w:r>
       <w:r>
         <w:rPr>
@@ -14917,7 +15280,7 @@
           <w:sz w:val="20"/>
           <w:szCs w:val="20"/>
         </w:rPr>
-        <w:t xml:space="preserve">Every amount that does not end in 0: 5, 15, 25, 35 and 45 cannot be made.</w:t>
+        <w:t xml:space="preserve">5¢, 15¢, 25¢, 35¢ and 45¢. (Every amount that does not end in 0.)</w:t>
       </w:r>
     </w:p>
     <w:p>
@@ -15165,7 +15528,7 @@
           <w:sz w:val="20"/>
           <w:szCs w:val="20"/>
         </w:rPr>
-        <w:t xml:space="preserve">5 sides and 5 corners</w:t>
+        <w:t xml:space="preserve">5 corners</w:t>
       </w:r>
     </w:p>
     <w:p>
@@ -15198,7 +15561,7 @@
           <w:sz w:val="20"/>
           <w:szCs w:val="20"/>
         </w:rPr>
-        <w:t xml:space="preserve">6 sides and 6 corners</w:t>
+        <w:t xml:space="preserve">6 corners</w:t>
       </w:r>
     </w:p>
     <w:p>
@@ -15231,7 +15594,7 @@
           <w:sz w:val="20"/>
           <w:szCs w:val="20"/>
         </w:rPr>
-        <w:t xml:space="preserve">8 sides and 8 corners</w:t>
+        <w:t xml:space="preserve">8 corners</w:t>
       </w:r>
     </w:p>
     <w:p>
@@ -15297,6 +15660,138 @@
           <w:sz w:val="20"/>
           <w:szCs w:val="20"/>
         </w:rPr>
+        <w:t xml:space="preserve">2 triangles of the same size</w:t>
+      </w:r>
+    </w:p>
+    <w:p>
+      <w:pPr>
+        <w:keepLines/>
+        <w:spacing w:after="20" w:before="20" w:line="260" w:lineRule="auto"/>
+        <w:ind w:left="640" w:hanging="640"/>
+      </w:pPr>
+      <w:r>
+        <w:rPr>
+          <w:rFonts w:ascii="Arial" w:cs="Arial" w:eastAsia="Arial" w:hAnsi="Arial"/>
+          <w:b/>
+          <w:bCs/>
+          <w:sz w:val="20"/>
+          <w:szCs w:val="20"/>
+        </w:rPr>
+        <w:t xml:space="preserve">S2.</w:t>
+      </w:r>
+      <w:r>
+        <w:rPr>
+          <w:rFonts w:ascii="Arial" w:cs="Arial" w:eastAsia="Arial" w:hAnsi="Arial"/>
+          <w:sz w:val="20"/>
+          <w:szCs w:val="20"/>
+        </w:rPr>
+        <w:tab/>
+      </w:r>
+      <w:r>
+        <w:rPr>
+          <w:rFonts w:ascii="Arial" w:cs="Arial" w:eastAsia="Arial" w:hAnsi="Arial"/>
+          <w:sz w:val="20"/>
+          <w:szCs w:val="20"/>
+        </w:rPr>
+        <w:t xml:space="preserve">Yes. Join them along a short side (the two equal short sides touching) to make one bigger triangle. Joining along the long side makes a square instead.</w:t>
+      </w:r>
+    </w:p>
+    <w:p>
+      <w:pPr>
+        <w:keepLines/>
+        <w:spacing w:after="20" w:before="20" w:line="260" w:lineRule="auto"/>
+        <w:ind w:left="640" w:hanging="640"/>
+      </w:pPr>
+      <w:r>
+        <w:rPr>
+          <w:rFonts w:ascii="Arial" w:cs="Arial" w:eastAsia="Arial" w:hAnsi="Arial"/>
+          <w:b/>
+          <w:bCs/>
+          <w:sz w:val="20"/>
+          <w:szCs w:val="20"/>
+        </w:rPr>
+        <w:t xml:space="preserve">S3.</w:t>
+      </w:r>
+      <w:r>
+        <w:rPr>
+          <w:rFonts w:ascii="Arial" w:cs="Arial" w:eastAsia="Arial" w:hAnsi="Arial"/>
+          <w:sz w:val="20"/>
+          <w:szCs w:val="20"/>
+        </w:rPr>
+        <w:tab/>
+      </w:r>
+      <w:r>
+        <w:rPr>
+          <w:rFonts w:ascii="Arial" w:cs="Arial" w:eastAsia="Arial" w:hAnsi="Arial"/>
+          <w:sz w:val="20"/>
+          <w:szCs w:val="20"/>
+        </w:rPr>
+        <w:t xml:space="preserve">8 (6 small squares + 2 squares made of 4 small ones)</w:t>
+      </w:r>
+    </w:p>
+    <w:p>
+      <w:pPr>
+        <w:keepLines/>
+        <w:spacing w:after="20" w:before="20" w:line="260" w:lineRule="auto"/>
+        <w:ind w:left="640" w:hanging="640"/>
+      </w:pPr>
+      <w:r>
+        <w:rPr>
+          <w:rFonts w:ascii="Arial" w:cs="Arial" w:eastAsia="Arial" w:hAnsi="Arial"/>
+          <w:b/>
+          <w:bCs/>
+          <w:sz w:val="20"/>
+          <w:szCs w:val="20"/>
+        </w:rPr>
+        <w:t xml:space="preserve">S4.</w:t>
+      </w:r>
+      <w:r>
+        <w:rPr>
+          <w:rFonts w:ascii="Arial" w:cs="Arial" w:eastAsia="Arial" w:hAnsi="Arial"/>
+          <w:sz w:val="20"/>
+          <w:szCs w:val="20"/>
+        </w:rPr>
+        <w:tab/>
+      </w:r>
+      <w:r>
+        <w:rPr>
+          <w:rFonts w:ascii="Arial" w:cs="Arial" w:eastAsia="Arial" w:hAnsi="Arial"/>
+          <w:sz w:val="20"/>
+          <w:szCs w:val="20"/>
+        </w:rPr>
+        <w:t xml:space="preserve">5 shapes: a line of 4, a 2 by 2 square, an L, a T and a zigzag.</w:t>
+      </w:r>
+    </w:p>
+    <w:p>
+      <w:pPr>
+        <w:keepLines/>
+        <w:spacing w:after="20" w:before="20" w:line="260" w:lineRule="auto"/>
+        <w:ind w:left="640" w:hanging="640"/>
+      </w:pPr>
+      <w:r>
+        <w:rPr>
+          <w:rFonts w:ascii="Arial" w:cs="Arial" w:eastAsia="Arial" w:hAnsi="Arial"/>
+          <w:b/>
+          <w:bCs/>
+          <w:sz w:val="20"/>
+          <w:szCs w:val="20"/>
+        </w:rPr>
+        <w:t xml:space="preserve">S5.</w:t>
+      </w:r>
+      <w:r>
+        <w:rPr>
+          <w:rFonts w:ascii="Arial" w:cs="Arial" w:eastAsia="Arial" w:hAnsi="Arial"/>
+          <w:sz w:val="20"/>
+          <w:szCs w:val="20"/>
+        </w:rPr>
+        <w:tab/>
+      </w:r>
+      <w:r>
+        <w:rPr>
+          <w:rFonts w:ascii="Arial" w:cs="Arial" w:eastAsia="Arial" w:hAnsi="Arial"/>
+          <w:sz w:val="20"/>
+          <w:szCs w:val="20"/>
+        </w:rPr>
         <w:t xml:space="preserve">A square</w:t>
       </w:r>
     </w:p>
@@ -15314,7 +15809,7 @@
           <w:sz w:val="20"/>
           <w:szCs w:val="20"/>
         </w:rPr>
-        <w:t xml:space="preserve">S2.</w:t>
+        <w:t xml:space="preserve">S6.</w:t>
       </w:r>
       <w:r>
         <w:rPr>
@@ -15347,7 +15842,7 @@
           <w:sz w:val="20"/>
           <w:szCs w:val="20"/>
         </w:rPr>
-        <w:t xml:space="preserve">S3.</w:t>
+        <w:t xml:space="preserve">S7.</w:t>
       </w:r>
       <w:r>
         <w:rPr>
@@ -15380,7 +15875,7 @@
           <w:sz w:val="20"/>
           <w:szCs w:val="20"/>
         </w:rPr>
-        <w:t xml:space="preserve">S4.</w:t>
+        <w:t xml:space="preserve">S8.</w:t>
       </w:r>
       <w:r>
         <w:rPr>
@@ -15413,89 +15908,23 @@
           <w:sz w:val="20"/>
           <w:szCs w:val="20"/>
         </w:rPr>
-        <w:t xml:space="preserve">S5.</w:t>
-      </w:r>
-      <w:r>
-        <w:rPr>
-          <w:rFonts w:ascii="Arial" w:cs="Arial" w:eastAsia="Arial" w:hAnsi="Arial"/>
-          <w:sz w:val="20"/>
-          <w:szCs w:val="20"/>
-        </w:rPr>
-        <w:tab/>
-      </w:r>
-      <w:r>
-        <w:rPr>
-          <w:rFonts w:ascii="Arial" w:cs="Arial" w:eastAsia="Arial" w:hAnsi="Arial"/>
-          <w:sz w:val="20"/>
-          <w:szCs w:val="20"/>
-        </w:rPr>
-        <w:t xml:space="preserve">2 triangles of the same size</w:t>
-      </w:r>
-    </w:p>
-    <w:p>
-      <w:pPr>
-        <w:keepLines/>
-        <w:spacing w:after="20" w:before="20" w:line="260" w:lineRule="auto"/>
-        <w:ind w:left="640" w:hanging="640"/>
-      </w:pPr>
-      <w:r>
-        <w:rPr>
-          <w:rFonts w:ascii="Arial" w:cs="Arial" w:eastAsia="Arial" w:hAnsi="Arial"/>
-          <w:b/>
-          <w:bCs/>
-          <w:sz w:val="20"/>
-          <w:szCs w:val="20"/>
-        </w:rPr>
-        <w:t xml:space="preserve">S6.</w:t>
-      </w:r>
-      <w:r>
-        <w:rPr>
-          <w:rFonts w:ascii="Arial" w:cs="Arial" w:eastAsia="Arial" w:hAnsi="Arial"/>
-          <w:sz w:val="20"/>
-          <w:szCs w:val="20"/>
-        </w:rPr>
-        <w:tab/>
-      </w:r>
-      <w:r>
-        <w:rPr>
-          <w:rFonts w:ascii="Arial" w:cs="Arial" w:eastAsia="Arial" w:hAnsi="Arial"/>
-          <w:sz w:val="20"/>
-          <w:szCs w:val="20"/>
-        </w:rPr>
-        <w:t xml:space="preserve">Yes. Join them along a short side (the two equal short sides touching) to make one bigger triangle. Joining along the long side makes a square instead.</w:t>
-      </w:r>
-    </w:p>
-    <w:p>
-      <w:pPr>
-        <w:keepLines/>
-        <w:spacing w:after="20" w:before="20" w:line="260" w:lineRule="auto"/>
-        <w:ind w:left="640" w:hanging="640"/>
-      </w:pPr>
-      <w:r>
-        <w:rPr>
-          <w:rFonts w:ascii="Arial" w:cs="Arial" w:eastAsia="Arial" w:hAnsi="Arial"/>
-          <w:b/>
-          <w:bCs/>
-          <w:sz w:val="20"/>
-          <w:szCs w:val="20"/>
-        </w:rPr>
-        <w:t xml:space="preserve">S7.</w:t>
-      </w:r>
-      <w:r>
-        <w:rPr>
-          <w:rFonts w:ascii="Arial" w:cs="Arial" w:eastAsia="Arial" w:hAnsi="Arial"/>
-          <w:sz w:val="20"/>
-          <w:szCs w:val="20"/>
-        </w:rPr>
-        <w:tab/>
-      </w:r>
-      <w:r>
-        <w:rPr>
-          <w:rFonts w:ascii="Arial" w:cs="Arial" w:eastAsia="Arial" w:hAnsi="Arial"/>
-          <w:sz w:val="20"/>
-          <w:szCs w:val="20"/>
-        </w:rPr>
-        <w:t xml:space="preserve">A parallelogram or a rhombus has 4 sides but its corners are not square.</w:t>
+        <w:t xml:space="preserve">S9.</w:t>
+      </w:r>
+      <w:r>
+        <w:rPr>
+          <w:rFonts w:ascii="Arial" w:cs="Arial" w:eastAsia="Arial" w:hAnsi="Arial"/>
+          <w:sz w:val="20"/>
+          <w:szCs w:val="20"/>
+        </w:rPr>
+        <w:tab/>
+      </w:r>
+      <w:r>
+        <w:rPr>
+          <w:rFonts w:ascii="Arial" w:cs="Arial" w:eastAsia="Arial" w:hAnsi="Arial"/>
+          <w:sz w:val="20"/>
+          <w:szCs w:val="20"/>
+        </w:rPr>
+        <w:t xml:space="preserve">Open. A long rectangle has 4 square corners, so it is a rectangle. A slanted shape with 4 sides does not have square corners, so it is not a rectangle.</w:t>
       </w:r>
     </w:p>
     <w:p>
@@ -16585,7 +17014,7 @@
           <w:sz w:val="20"/>
           <w:szCs w:val="20"/>
         </w:rPr>
-        <w:t xml:space="preserve">We cannot tell. The units are different sizes.</w:t>
+        <w:t xml:space="preserve">No. A cube and a paper clip are different lengths, so 8 of each are not the same.</w:t>
       </w:r>
     </w:p>
     <w:p>
@@ -16635,6 +17064,39 @@
           <w:sz w:val="20"/>
           <w:szCs w:val="20"/>
         </w:rPr>
+        <w:t xml:space="preserve">C6.</w:t>
+      </w:r>
+      <w:r>
+        <w:rPr>
+          <w:rFonts w:ascii="Arial" w:cs="Arial" w:eastAsia="Arial" w:hAnsi="Arial"/>
+          <w:sz w:val="20"/>
+          <w:szCs w:val="20"/>
+        </w:rPr>
+        <w:tab/>
+      </w:r>
+      <w:r>
+        <w:rPr>
+          <w:rFonts w:ascii="Arial" w:cs="Arial" w:eastAsia="Arial" w:hAnsi="Arial"/>
+          <w:sz w:val="20"/>
+          <w:szCs w:val="20"/>
+        </w:rPr>
+        <w:t xml:space="preserve">5 cm (count the spaces: 7 − 2)</w:t>
+      </w:r>
+    </w:p>
+    <w:p>
+      <w:pPr>
+        <w:keepLines/>
+        <w:spacing w:after="20" w:before="20" w:line="260" w:lineRule="auto"/>
+        <w:ind w:left="640" w:hanging="640"/>
+      </w:pPr>
+      <w:r>
+        <w:rPr>
+          <w:rFonts w:ascii="Arial" w:cs="Arial" w:eastAsia="Arial" w:hAnsi="Arial"/>
+          <w:b/>
+          <w:bCs/>
+          <w:sz w:val="20"/>
+          <w:szCs w:val="20"/>
+        </w:rPr>
         <w:t xml:space="preserve">S1.</w:t>
       </w:r>
       <w:r>
@@ -16651,6 +17113,138 @@
           <w:sz w:val="20"/>
           <w:szCs w:val="20"/>
         </w:rPr>
+        <w:t xml:space="preserve">15 cubes</w:t>
+      </w:r>
+    </w:p>
+    <w:p>
+      <w:pPr>
+        <w:keepLines/>
+        <w:spacing w:after="20" w:before="20" w:line="260" w:lineRule="auto"/>
+        <w:ind w:left="640" w:hanging="640"/>
+      </w:pPr>
+      <w:r>
+        <w:rPr>
+          <w:rFonts w:ascii="Arial" w:cs="Arial" w:eastAsia="Arial" w:hAnsi="Arial"/>
+          <w:b/>
+          <w:bCs/>
+          <w:sz w:val="20"/>
+          <w:szCs w:val="20"/>
+        </w:rPr>
+        <w:t xml:space="preserve">S2.</w:t>
+      </w:r>
+      <w:r>
+        <w:rPr>
+          <w:rFonts w:ascii="Arial" w:cs="Arial" w:eastAsia="Arial" w:hAnsi="Arial"/>
+          <w:sz w:val="20"/>
+          <w:szCs w:val="20"/>
+        </w:rPr>
+        <w:tab/>
+      </w:r>
+      <w:r>
+        <w:rPr>
+          <w:rFonts w:ascii="Arial" w:cs="Arial" w:eastAsia="Arial" w:hAnsi="Arial"/>
+          <w:sz w:val="20"/>
+          <w:szCs w:val="20"/>
+        </w:rPr>
+        <w:t xml:space="preserve">23 cubes</w:t>
+      </w:r>
+    </w:p>
+    <w:p>
+      <w:pPr>
+        <w:keepLines/>
+        <w:spacing w:after="20" w:before="20" w:line="260" w:lineRule="auto"/>
+        <w:ind w:left="640" w:hanging="640"/>
+      </w:pPr>
+      <w:r>
+        <w:rPr>
+          <w:rFonts w:ascii="Arial" w:cs="Arial" w:eastAsia="Arial" w:hAnsi="Arial"/>
+          <w:b/>
+          <w:bCs/>
+          <w:sz w:val="20"/>
+          <w:szCs w:val="20"/>
+        </w:rPr>
+        <w:t xml:space="preserve">S3.</w:t>
+      </w:r>
+      <w:r>
+        <w:rPr>
+          <w:rFonts w:ascii="Arial" w:cs="Arial" w:eastAsia="Arial" w:hAnsi="Arial"/>
+          <w:sz w:val="20"/>
+          <w:szCs w:val="20"/>
+        </w:rPr>
+        <w:tab/>
+      </w:r>
+      <w:r>
+        <w:rPr>
+          <w:rFonts w:ascii="Arial" w:cs="Arial" w:eastAsia="Arial" w:hAnsi="Arial"/>
+          <w:sz w:val="20"/>
+          <w:szCs w:val="20"/>
+        </w:rPr>
+        <w:t xml:space="preserve">8 cm (count the spaces from 3 to 11, or 11 − 3)</w:t>
+      </w:r>
+    </w:p>
+    <w:p>
+      <w:pPr>
+        <w:keepLines/>
+        <w:spacing w:after="20" w:before="20" w:line="260" w:lineRule="auto"/>
+        <w:ind w:left="640" w:hanging="640"/>
+      </w:pPr>
+      <w:r>
+        <w:rPr>
+          <w:rFonts w:ascii="Arial" w:cs="Arial" w:eastAsia="Arial" w:hAnsi="Arial"/>
+          <w:b/>
+          <w:bCs/>
+          <w:sz w:val="20"/>
+          <w:szCs w:val="20"/>
+        </w:rPr>
+        <w:t xml:space="preserve">S4.</w:t>
+      </w:r>
+      <w:r>
+        <w:rPr>
+          <w:rFonts w:ascii="Arial" w:cs="Arial" w:eastAsia="Arial" w:hAnsi="Arial"/>
+          <w:sz w:val="20"/>
+          <w:szCs w:val="20"/>
+        </w:rPr>
+        <w:tab/>
+      </w:r>
+      <w:r>
+        <w:rPr>
+          <w:rFonts w:ascii="Arial" w:cs="Arial" w:eastAsia="Arial" w:hAnsi="Arial"/>
+          <w:sz w:val="20"/>
+          <w:szCs w:val="20"/>
+        </w:rPr>
+        <w:t xml:space="preserve">24 erasers (a ruler is 3 + 3 = 6 erasers; a desk is 6 + 6 + 6 + 6 = 24)</w:t>
+      </w:r>
+    </w:p>
+    <w:p>
+      <w:pPr>
+        <w:keepLines/>
+        <w:spacing w:after="20" w:before="20" w:line="260" w:lineRule="auto"/>
+        <w:ind w:left="640" w:hanging="640"/>
+      </w:pPr>
+      <w:r>
+        <w:rPr>
+          <w:rFonts w:ascii="Arial" w:cs="Arial" w:eastAsia="Arial" w:hAnsi="Arial"/>
+          <w:b/>
+          <w:bCs/>
+          <w:sz w:val="20"/>
+          <w:szCs w:val="20"/>
+        </w:rPr>
+        <w:t xml:space="preserve">S5.</w:t>
+      </w:r>
+      <w:r>
+        <w:rPr>
+          <w:rFonts w:ascii="Arial" w:cs="Arial" w:eastAsia="Arial" w:hAnsi="Arial"/>
+          <w:sz w:val="20"/>
+          <w:szCs w:val="20"/>
+        </w:rPr>
+        <w:tab/>
+      </w:r>
+      <w:r>
+        <w:rPr>
+          <w:rFonts w:ascii="Arial" w:cs="Arial" w:eastAsia="Arial" w:hAnsi="Arial"/>
+          <w:sz w:val="20"/>
+          <w:szCs w:val="20"/>
+        </w:rPr>
         <w:t xml:space="preserve">4 clips</w:t>
       </w:r>
     </w:p>
@@ -16668,7 +17262,7 @@
           <w:sz w:val="20"/>
           <w:szCs w:val="20"/>
         </w:rPr>
-        <w:t xml:space="preserve">S2.</w:t>
+        <w:t xml:space="preserve">S6.</w:t>
       </w:r>
       <w:r>
         <w:rPr>
@@ -16701,7 +17295,7 @@
           <w:sz w:val="20"/>
           <w:szCs w:val="20"/>
         </w:rPr>
-        <w:t xml:space="preserve">S3.</w:t>
+        <w:t xml:space="preserve">S7.</w:t>
       </w:r>
       <w:r>
         <w:rPr>
@@ -16718,72 +17312,6 @@
           <w:szCs w:val="20"/>
         </w:rPr>
         <w:t xml:space="preserve">Ali’s. A bigger span needs fewer spans to cover the same desk.</w:t>
-      </w:r>
-    </w:p>
-    <w:p>
-      <w:pPr>
-        <w:keepLines/>
-        <w:spacing w:after="20" w:before="20" w:line="260" w:lineRule="auto"/>
-        <w:ind w:left="640" w:hanging="640"/>
-      </w:pPr>
-      <w:r>
-        <w:rPr>
-          <w:rFonts w:ascii="Arial" w:cs="Arial" w:eastAsia="Arial" w:hAnsi="Arial"/>
-          <w:b/>
-          <w:bCs/>
-          <w:sz w:val="20"/>
-          <w:szCs w:val="20"/>
-        </w:rPr>
-        <w:t xml:space="preserve">S4.</w:t>
-      </w:r>
-      <w:r>
-        <w:rPr>
-          <w:rFonts w:ascii="Arial" w:cs="Arial" w:eastAsia="Arial" w:hAnsi="Arial"/>
-          <w:sz w:val="20"/>
-          <w:szCs w:val="20"/>
-        </w:rPr>
-        <w:tab/>
-      </w:r>
-      <w:r>
-        <w:rPr>
-          <w:rFonts w:ascii="Arial" w:cs="Arial" w:eastAsia="Arial" w:hAnsi="Arial"/>
-          <w:sz w:val="20"/>
-          <w:szCs w:val="20"/>
-        </w:rPr>
-        <w:t xml:space="preserve">15 cubes</w:t>
-      </w:r>
-    </w:p>
-    <w:p>
-      <w:pPr>
-        <w:keepLines/>
-        <w:spacing w:after="20" w:before="20" w:line="260" w:lineRule="auto"/>
-        <w:ind w:left="640" w:hanging="640"/>
-      </w:pPr>
-      <w:r>
-        <w:rPr>
-          <w:rFonts w:ascii="Arial" w:cs="Arial" w:eastAsia="Arial" w:hAnsi="Arial"/>
-          <w:b/>
-          <w:bCs/>
-          <w:sz w:val="20"/>
-          <w:szCs w:val="20"/>
-        </w:rPr>
-        <w:t xml:space="preserve">S5.</w:t>
-      </w:r>
-      <w:r>
-        <w:rPr>
-          <w:rFonts w:ascii="Arial" w:cs="Arial" w:eastAsia="Arial" w:hAnsi="Arial"/>
-          <w:sz w:val="20"/>
-          <w:szCs w:val="20"/>
-        </w:rPr>
-        <w:tab/>
-      </w:r>
-      <w:r>
-        <w:rPr>
-          <w:rFonts w:ascii="Arial" w:cs="Arial" w:eastAsia="Arial" w:hAnsi="Arial"/>
-          <w:sz w:val="20"/>
-          <w:szCs w:val="20"/>
-        </w:rPr>
-        <w:t xml:space="preserve">23 cubes</w:t>
       </w:r>
     </w:p>
     <w:p>

--- a/outputs/designed/Math_Inquirers_P1_Question_Bank.docx
+++ b/outputs/designed/Math_Inquirers_P1_Question_Bank.docx
@@ -3095,7 +3095,7 @@
           <w:sz w:val="23"/>
           <w:szCs w:val="23"/>
         </w:rPr>
-        <w:t xml:space="preserve">□ + □ + 4 = 20, and both boxes are the same number. What is in the box?</w:t>
+        <w:t xml:space="preserve">A + A + 4 = 20, and the two As stand for the same number. What number is A?</w:t>
       </w:r>
     </w:p>
     <w:p>
@@ -4153,7 +4153,7 @@
           <w:sz w:val="23"/>
           <w:szCs w:val="23"/>
         </w:rPr>
-        <w:t xml:space="preserve">Key: ● = 2 children. Apple ●●●, Banana ●●●●●, Orange ●●. How many more chose banana than orange?</w:t>
+        <w:t xml:space="preserve">Each picture stands for 2 children. Apple has 3 pictures, banana has 5 and orange has 2. How many more children chose banana than orange?</w:t>
       </w:r>
     </w:p>
     <w:p>

--- a/outputs/designed/Math_Inquirers_P1_Question_Bank.docx
+++ b/outputs/designed/Math_Inquirers_P1_Question_Bank.docx
@@ -168,7 +168,7 @@
           <w:sz w:val="24"/>
           <w:szCs w:val="24"/>
         </w:rPr>
-        <w:t xml:space="preserve">CHALLENGE questions are for children who have finished the topic. They need the lesson idea plus an extension: more than one step, finding every way, working backwards, justifying an answer, changing one thing and asking what happens, or making up a puzzle of their own. Open questions have no single right answer; check the reasoning. This uses low-floor, high-ceiling task ideas and problem-solving habits from gifted-education research. It does not identify gifted children, it is not an official GEP standard, and this program is not affiliated with MOE.</w:t>
+        <w:t xml:space="preserve">GO FURTHER questions are for any child who chooses them after the topic. They need the lesson idea plus an extension: more than one step, finding every way, working backwards, justifying an answer, changing one thing and asking what happens, or making up a puzzle of their own. Open questions have no single right answer; check the reasoning. This uses low-floor, high-ceiling task ideas and problem-solving habits from enrichment research. It does not label children, it is not an official GEP standard, and this program is not affiliated with MOE.</w:t>
       </w:r>
     </w:p>
     <w:p>
@@ -1905,7 +1905,7 @@
           <w:sz w:val="23"/>
           <w:szCs w:val="23"/>
         </w:rPr>
-        <w:t xml:space="preserve">Start at 50 and take away 7 each time. What is the first number below 20?</w:t>
+        <w:t xml:space="preserve">Ali counts in 2s from 2 up to 50. Mei counts in 5s from 5 up to 50. Which numbers do both of them say? What do you notice?</w:t>
       </w:r>
     </w:p>
     <w:p>
@@ -7195,7 +7195,7 @@
           <w:sz w:val="23"/>
           <w:szCs w:val="23"/>
         </w:rPr>
-        <w:t xml:space="preserve">How many ways can you make 25¢ using 20¢, 10¢ and 5¢ coins?</w:t>
+        <w:t xml:space="preserve">Find ALL the ways to make 30¢ using 20¢, 10¢ and 5¢ coins. How do you know you have found them all?</w:t>
       </w:r>
     </w:p>
     <w:p>
@@ -11829,7 +11829,7 @@
           <w:sz w:val="20"/>
           <w:szCs w:val="20"/>
         </w:rPr>
-        <w:t xml:space="preserve">15 (50, 43, 36, 29, 22, 15).</w:t>
+        <w:t xml:space="preserve">10, 20, 30, 40 and 50. They all end in 0.</w:t>
       </w:r>
     </w:p>
     <w:p>
@@ -16039,7 +16039,7 @@
           <w:sz w:val="20"/>
           <w:szCs w:val="20"/>
         </w:rPr>
-        <w:t xml:space="preserve">4 ways. (20+5; 10+10+5; 10+5+5+5; 5+5+5+5+5)</w:t>
+        <w:t xml:space="preserve">6 ways: 20+10; 20+5+5; 10+10+10; 10+10+5+5; 10+5+5+5+5; six 5¢. Start with the biggest coin and work down.</w:t>
       </w:r>
     </w:p>
     <w:p>
@@ -19382,8 +19382,32 @@
         <w:szCs w:val="18"/>
       </w:rPr>
       <w:fldChar w:fldCharType="begin"/>
+    </w:r>
+    <w:r>
+      <w:rPr>
+        <w:rFonts w:ascii="Arial" w:cs="Arial" w:eastAsia="Arial" w:hAnsi="Arial"/>
+        <w:color w:val="777777"/>
+        <w:sz w:val="18"/>
+        <w:szCs w:val="18"/>
+      </w:rPr>
       <w:instrText xml:space="preserve">PAGE</w:instrText>
+    </w:r>
+    <w:r>
+      <w:rPr>
+        <w:rFonts w:ascii="Arial" w:cs="Arial" w:eastAsia="Arial" w:hAnsi="Arial"/>
+        <w:color w:val="777777"/>
+        <w:sz w:val="18"/>
+        <w:szCs w:val="18"/>
+      </w:rPr>
       <w:fldChar w:fldCharType="separate"/>
+    </w:r>
+    <w:r>
+      <w:rPr>
+        <w:rFonts w:ascii="Arial" w:cs="Arial" w:eastAsia="Arial" w:hAnsi="Arial"/>
+        <w:color w:val="777777"/>
+        <w:sz w:val="18"/>
+        <w:szCs w:val="18"/>
+      </w:rPr>
       <w:fldChar w:fldCharType="end"/>
     </w:r>
   </w:p>
@@ -19537,6 +19561,21 @@
   <w:style w:type="paragraph" w:styleId="Normal" w:default="1">
     <w:name w:val="Normal"/>
     <w:qFormat/>
+  </w:style>
+  <w:style w:type="table" w:styleId="TableNormal" w:default="true">
+    <w:name w:val="Normal Table"/>
+    <w:uiPriority w:val="99"/>
+    <w:semiHidden/>
+    <w:unhideWhenUsed/>
+    <w:tblPr>
+      <w:tblInd w:type="dxa" w:w="0"/>
+      <w:tblCellMar>
+        <w:top w:type="dxa" w:w="0"/>
+        <w:left w:type="dxa" w:w="108"/>
+        <w:bottom w:type="dxa" w:w="0"/>
+        <w:right w:type="dxa" w:w="108"/>
+      </w:tblCellMar>
+    </w:tblPr>
   </w:style>
   <w:style w:type="paragraph" w:styleId="Title">
     <w:name w:val="Title"/>

--- a/outputs/designed/Math_Inquirers_P1_Question_Bank.docx
+++ b/outputs/designed/Math_Inquirers_P1_Question_Bank.docx
@@ -123,7 +123,7 @@
           <w:sz w:val="24"/>
           <w:szCs w:val="24"/>
         </w:rPr>
-        <w:t xml:space="preserve">Each lesson has three levels. Every child starts with Core, then moves up when they are ready. Challenge questions are the ones to talk about together.</w:t>
+        <w:t xml:space="preserve">Each lesson has three levels. Every child may start with Core, and any child may choose Think harder or Go further at any time. Nobody is placed in a level. Go further questions are good ones to talk about together.</w:t>
       </w:r>
     </w:p>
     <w:p>
@@ -138,7 +138,7 @@
           <w:sz w:val="24"/>
           <w:szCs w:val="24"/>
         </w:rPr>
-        <w:t xml:space="preserve">CORE questions are low floor: a child who has not yet learnt the topic can start them with objects, a drawing, counting or guess-and-check. No special method is needed. Use them for warm-ups and for children who need confidence.</w:t>
+        <w:t xml:space="preserve">CORE questions are low floor: a child who has not yet learnt the topic can start them with objects, a drawing, counting or guess-and-check. No special method is needed. Use them for warm-ups and for a confident start for every child.</w:t>
       </w:r>
     </w:p>
     <w:p>
@@ -2237,7 +2237,7 @@
                 <w:sz w:val="26"/>
                 <w:szCs w:val="26"/>
               </w:rPr>
-              <w:t xml:space="preserve">CHALLENGE (after the topic: extend, justify, make up your own)</w:t>
+              <w:t xml:space="preserve">GO FURTHER (after the topic: extend, justify, make up your own)</w:t>
             </w:r>
           </w:p>
         </w:tc>
@@ -3361,7 +3361,7 @@
                 <w:sz w:val="26"/>
                 <w:szCs w:val="26"/>
               </w:rPr>
-              <w:t xml:space="preserve">CHALLENGE (after the topic: extend, justify, make up your own)</w:t>
+              <w:t xml:space="preserve">GO FURTHER (after the topic: extend, justify, make up your own)</w:t>
             </w:r>
           </w:p>
         </w:tc>
@@ -4320,7 +4320,7 @@
                 <w:sz w:val="26"/>
                 <w:szCs w:val="26"/>
               </w:rPr>
-              <w:t xml:space="preserve">CHALLENGE (after the topic: extend, justify, make up your own)</w:t>
+              <w:t xml:space="preserve">GO FURTHER (after the topic: extend, justify, make up your own)</w:t>
             </w:r>
           </w:p>
         </w:tc>
@@ -5444,7 +5444,7 @@
                 <w:sz w:val="26"/>
                 <w:szCs w:val="26"/>
               </w:rPr>
-              <w:t xml:space="preserve">CHALLENGE (after the topic: extend, justify, make up your own)</w:t>
+              <w:t xml:space="preserve">GO FURTHER (after the topic: extend, justify, make up your own)</w:t>
             </w:r>
           </w:p>
         </w:tc>
@@ -6436,7 +6436,7 @@
                 <w:sz w:val="26"/>
                 <w:szCs w:val="26"/>
               </w:rPr>
-              <w:t xml:space="preserve">CHALLENGE (after the topic: extend, justify, make up your own)</w:t>
+              <w:t xml:space="preserve">GO FURTHER (after the topic: extend, justify, make up your own)</w:t>
             </w:r>
           </w:p>
         </w:tc>
@@ -6959,7 +6959,7 @@
           <w:sz w:val="23"/>
           <w:szCs w:val="23"/>
         </w:rPr>
-        <w:t xml:space="preserve">Pay exactly $15 with the fewest notes. The notes are $2, $5, $10 and $50. (Use play notes.)</w:t>
+        <w:t xml:space="preserve">Pay exactly 60¢ with the fewest coins from 5¢, 10¢, 20¢ and 50¢. (Use play coins.)</w:t>
       </w:r>
     </w:p>
     <w:p>
@@ -6992,7 +6992,7 @@
           <w:sz w:val="23"/>
           <w:szCs w:val="23"/>
         </w:rPr>
-        <w:t xml:space="preserve">Pay exactly $17 with the fewest notes from $2, $5 and $10. Which notes do you use?</w:t>
+        <w:t xml:space="preserve">Pay exactly 35¢ using 20¢, 10¢ and 5¢ coins. Use play coins and find a way with 3 coins.</w:t>
       </w:r>
     </w:p>
     <w:p>
@@ -7461,7 +7461,7 @@
                 <w:sz w:val="26"/>
                 <w:szCs w:val="26"/>
               </w:rPr>
-              <w:t xml:space="preserve">CHALLENGE (after the topic: extend, justify, make up your own)</w:t>
+              <w:t xml:space="preserve">GO FURTHER (after the topic: extend, justify, make up your own)</w:t>
             </w:r>
           </w:p>
         </w:tc>
@@ -8420,7 +8420,7 @@
                 <w:sz w:val="26"/>
                 <w:szCs w:val="26"/>
               </w:rPr>
-              <w:t xml:space="preserve">CHALLENGE (after the topic: extend, justify, make up your own)</w:t>
+              <w:t xml:space="preserve">GO FURTHER (after the topic: extend, justify, make up your own)</w:t>
             </w:r>
           </w:p>
         </w:tc>
@@ -8555,7 +8555,7 @@
           <w:sz w:val="23"/>
           <w:szCs w:val="23"/>
         </w:rPr>
-        <w:t xml:space="preserve">A triangle has 4 lines drawn from the top corner to the bottom. How many triangles are there? Follow the pattern 3, 6, 10 … What would 5 lines give?</w:t>
+        <w:t xml:space="preserve">A big triangle has lines drawn from its top corner to the bottom. With 1 line there are 3 triangles, with 2 lines 6, with 3 lines 10. How many triangles with 4 lines? With 5 lines? Draw it to check.</w:t>
       </w:r>
     </w:p>
     <w:p>
@@ -8588,7 +8588,7 @@
           <w:sz w:val="23"/>
           <w:szCs w:val="23"/>
         </w:rPr>
-        <w:t xml:space="preserve">A square is cut into 4 equal squares. One of the small squares is cut into 4 even smaller squares. How many squares can you find altogether?</w:t>
+        <w:t xml:space="preserve">Draw a square and cut it into 4 equal squares. Then cut ONE of those small squares into 4 even smaller squares. How many squares can you find altogether? Count the small ones first, then the bigger ones.</w:t>
       </w:r>
     </w:p>
     <w:p>
@@ -9379,7 +9379,7 @@
                 <w:sz w:val="26"/>
                 <w:szCs w:val="26"/>
               </w:rPr>
-              <w:t xml:space="preserve">CHALLENGE (after the topic: extend, justify, make up your own)</w:t>
+              <w:t xml:space="preserve">GO FURTHER (after the topic: extend, justify, make up your own)</w:t>
             </w:r>
           </w:p>
         </w:tc>
@@ -10371,7 +10371,7 @@
                 <w:sz w:val="26"/>
                 <w:szCs w:val="26"/>
               </w:rPr>
-              <w:t xml:space="preserve">CHALLENGE (after the topic: extend, justify, make up your own)</w:t>
+              <w:t xml:space="preserve">GO FURTHER (after the topic: extend, justify, make up your own)</w:t>
             </w:r>
           </w:p>
         </w:tc>
@@ -11264,7 +11264,7 @@
                 <w:sz w:val="26"/>
                 <w:szCs w:val="26"/>
               </w:rPr>
-              <w:t xml:space="preserve">CHALLENGE (after the topic: extend, justify, make up your own)</w:t>
+              <w:t xml:space="preserve">GO FURTHER (after the topic: extend, justify, make up your own)</w:t>
             </w:r>
           </w:p>
         </w:tc>
@@ -15874,7 +15874,7 @@
           <w:sz w:val="20"/>
           <w:szCs w:val="20"/>
         </w:rPr>
-        <w:t xml:space="preserve">$10 + $5 (2 notes)</w:t>
+        <w:t xml:space="preserve">50¢ + 10¢ (2 coins)</w:t>
       </w:r>
     </w:p>
     <w:p>
@@ -15907,7 +15907,7 @@
           <w:sz w:val="20"/>
           <w:szCs w:val="20"/>
         </w:rPr>
-        <w:t xml:space="preserve">$10 + $5 + $2 (3 notes)</w:t>
+        <w:t xml:space="preserve">20¢ + 10¢ + 5¢ (3 coins)</w:t>
       </w:r>
     </w:p>
     <w:p>
@@ -17112,7 +17112,7 @@
           <w:sz w:val="20"/>
           <w:szCs w:val="20"/>
         </w:rPr>
-        <w:t xml:space="preserve">15 triangles with 4 lines, and 21 with 5 lines (add 2, 3, 4, 5, 6 each time).</w:t>
+        <w:t xml:space="preserve">15 triangles with 4 lines and 21 with 5 lines. The number added grows by 1 each time: 3, 6, 10, 15, 21 (+3, +4, +5, +6). Check by drawing: count the small triangles first, then the bigger ones made of 2, 3 … small ones.</w:t>
       </w:r>
     </w:p>
     <w:p>

--- a/outputs/designed/Math_Inquirers_P1_Question_Bank.docx
+++ b/outputs/designed/Math_Inquirers_P1_Question_Bank.docx
@@ -168,7 +168,7 @@
           <w:sz w:val="24"/>
           <w:szCs w:val="24"/>
         </w:rPr>
-        <w:t xml:space="preserve">CHALLENGE questions are for children who have finished the topic. They need the lesson idea plus an extension: more than one step, finding every way, working backwards, justifying an answer, changing one thing and asking what happens, or making up a puzzle of their own. Open questions have no single right answer; check the reasoning. This uses low-floor, high-ceiling task ideas and problem-solving habits from gifted-education research. It does not identify gifted children, it is not an official GEP standard, and this program is not affiliated with MOE.</w:t>
+        <w:t xml:space="preserve">GO FURTHER questions are for any child who chooses them after the topic. They need the lesson idea plus an extension: more than one step, finding every way, working backwards, justifying an answer, changing one thing and asking what happens, or making up a puzzle of their own. Open questions have no single right answer; check the reasoning. This uses low-floor, high-ceiling task ideas and problem-solving habits from enrichment research. It does not label children, it is not an official GEP standard, and this program is not affiliated with MOE.</w:t>
       </w:r>
     </w:p>
     <w:p>
@@ -1905,7 +1905,7 @@
           <w:sz w:val="23"/>
           <w:szCs w:val="23"/>
         </w:rPr>
-        <w:t xml:space="preserve">Start at 50 and take away 7 each time. What is the first number below 20?</w:t>
+        <w:t xml:space="preserve">Ali counts in 2s from 2 up to 50. Mei counts in 5s from 5 up to 50. Which numbers do both of them say? What do you notice?</w:t>
       </w:r>
     </w:p>
     <w:p>
@@ -4488,7 +4488,7 @@
           <w:sz w:val="23"/>
           <w:szCs w:val="23"/>
         </w:rPr>
-        <w:t xml:space="preserve">24 children voted. Apple got 6 votes. Orange got 6 more votes than banana. How many votes did banana and orange get?</w:t>
+        <w:t xml:space="preserve">24 children voted for three fruits: apple, banana and orange. Apple got 6 votes. Orange got 6 more votes than banana. How many votes did banana and orange get?</w:t>
       </w:r>
     </w:p>
     <w:p>
@@ -7195,7 +7195,7 @@
           <w:sz w:val="23"/>
           <w:szCs w:val="23"/>
         </w:rPr>
-        <w:t xml:space="preserve">How many ways can you make 25¢ using 20¢, 10¢ and 5¢ coins?</w:t>
+        <w:t xml:space="preserve">Find ALL the ways to make 30¢ using 20¢, 10¢ and 5¢ coins. How do you know you have found them all?</w:t>
       </w:r>
     </w:p>
     <w:p>
@@ -8154,73 +8154,73 @@
           <w:sz w:val="23"/>
           <w:szCs w:val="23"/>
         </w:rPr>
+        <w:t xml:space="preserve">Three squares are joined in a row to make a long rectangle. How many rectangles can you find altogether? (A square counts as a rectangle.)</w:t>
+      </w:r>
+    </w:p>
+    <w:p>
+      <w:pPr>
+        <w:keepLines/>
+        <w:spacing w:after="60" w:before="60" w:line="290" w:lineRule="auto"/>
+        <w:ind w:left="640" w:hanging="640"/>
+      </w:pPr>
+      <w:r>
+        <w:rPr>
+          <w:rFonts w:ascii="Arial" w:cs="Arial" w:eastAsia="Arial" w:hAnsi="Arial"/>
+          <w:b/>
+          <w:bCs/>
+          <w:sz w:val="23"/>
+          <w:szCs w:val="23"/>
+        </w:rPr>
+        <w:t xml:space="preserve">S4.</w:t>
+      </w:r>
+      <w:r>
+        <w:rPr>
+          <w:rFonts w:ascii="Arial" w:cs="Arial" w:eastAsia="Arial" w:hAnsi="Arial"/>
+          <w:sz w:val="23"/>
+          <w:szCs w:val="23"/>
+        </w:rPr>
+        <w:tab/>
+      </w:r>
+      <w:r>
+        <w:rPr>
+          <w:rFonts w:ascii="Arial" w:cs="Arial" w:eastAsia="Arial" w:hAnsi="Arial"/>
+          <w:sz w:val="23"/>
+          <w:szCs w:val="23"/>
+        </w:rPr>
+        <w:t xml:space="preserve">Draw a shape with 4 straight sides that is NOT a square. Is it a rectangle? How do you know?</w:t>
+      </w:r>
+    </w:p>
+    <w:p>
+      <w:pPr>
+        <w:keepLines/>
+        <w:spacing w:after="60" w:before="60" w:line="290" w:lineRule="auto"/>
+        <w:ind w:left="640" w:hanging="640"/>
+      </w:pPr>
+      <w:r>
+        <w:rPr>
+          <w:rFonts w:ascii="Arial" w:cs="Arial" w:eastAsia="Arial" w:hAnsi="Arial"/>
+          <w:b/>
+          <w:bCs/>
+          <w:sz w:val="23"/>
+          <w:szCs w:val="23"/>
+        </w:rPr>
+        <w:t xml:space="preserve">S5.</w:t>
+      </w:r>
+      <w:r>
+        <w:rPr>
+          <w:rFonts w:ascii="Arial" w:cs="Arial" w:eastAsia="Arial" w:hAnsi="Arial"/>
+          <w:sz w:val="23"/>
+          <w:szCs w:val="23"/>
+        </w:rPr>
+        <w:tab/>
+      </w:r>
+      <w:r>
+        <w:rPr>
+          <w:rFonts w:ascii="Arial" w:cs="Arial" w:eastAsia="Arial" w:hAnsi="Arial"/>
+          <w:sz w:val="23"/>
+          <w:szCs w:val="23"/>
+        </w:rPr>
         <w:t xml:space="preserve">A square has both diagonals drawn (lines joining opposite corners). How many triangles can you find? Count the small ones first.</w:t>
-      </w:r>
-    </w:p>
-    <w:p>
-      <w:pPr>
-        <w:keepLines/>
-        <w:spacing w:after="60" w:before="60" w:line="290" w:lineRule="auto"/>
-        <w:ind w:left="640" w:hanging="640"/>
-      </w:pPr>
-      <w:r>
-        <w:rPr>
-          <w:rFonts w:ascii="Arial" w:cs="Arial" w:eastAsia="Arial" w:hAnsi="Arial"/>
-          <w:b/>
-          <w:bCs/>
-          <w:sz w:val="23"/>
-          <w:szCs w:val="23"/>
-        </w:rPr>
-        <w:t xml:space="preserve">S4.</w:t>
-      </w:r>
-      <w:r>
-        <w:rPr>
-          <w:rFonts w:ascii="Arial" w:cs="Arial" w:eastAsia="Arial" w:hAnsi="Arial"/>
-          <w:sz w:val="23"/>
-          <w:szCs w:val="23"/>
-        </w:rPr>
-        <w:tab/>
-      </w:r>
-      <w:r>
-        <w:rPr>
-          <w:rFonts w:ascii="Arial" w:cs="Arial" w:eastAsia="Arial" w:hAnsi="Arial"/>
-          <w:sz w:val="23"/>
-          <w:szCs w:val="23"/>
-        </w:rPr>
-        <w:t xml:space="preserve">Draw a shape with 4 straight sides that is NOT a square. Is it a rectangle? How do you know?</w:t>
-      </w:r>
-    </w:p>
-    <w:p>
-      <w:pPr>
-        <w:keepLines/>
-        <w:spacing w:after="60" w:before="60" w:line="290" w:lineRule="auto"/>
-        <w:ind w:left="640" w:hanging="640"/>
-      </w:pPr>
-      <w:r>
-        <w:rPr>
-          <w:rFonts w:ascii="Arial" w:cs="Arial" w:eastAsia="Arial" w:hAnsi="Arial"/>
-          <w:b/>
-          <w:bCs/>
-          <w:sz w:val="23"/>
-          <w:szCs w:val="23"/>
-        </w:rPr>
-        <w:t xml:space="preserve">S5.</w:t>
-      </w:r>
-      <w:r>
-        <w:rPr>
-          <w:rFonts w:ascii="Arial" w:cs="Arial" w:eastAsia="Arial" w:hAnsi="Arial"/>
-          <w:sz w:val="23"/>
-          <w:szCs w:val="23"/>
-        </w:rPr>
-        <w:tab/>
-      </w:r>
-      <w:r>
-        <w:rPr>
-          <w:rFonts w:ascii="Arial" w:cs="Arial" w:eastAsia="Arial" w:hAnsi="Arial"/>
-          <w:sz w:val="23"/>
-          <w:szCs w:val="23"/>
-        </w:rPr>
-        <w:t xml:space="preserve">Three squares are joined in a row to make a long rectangle. How many rectangles can you find altogether? (A square counts as a rectangle.)</w:t>
       </w:r>
     </w:p>
     <w:p>
@@ -10828,7 +10828,7 @@
           <w:sz w:val="23"/>
           <w:szCs w:val="23"/>
         </w:rPr>
-        <w:t xml:space="preserve">How many sides does a hexagon have? (Draw one if you like.)</w:t>
+        <w:t xml:space="preserve">How many sides and how many corners does a rectangle have? (Draw one if you like.)</w:t>
       </w:r>
     </w:p>
     <w:p>
@@ -11829,7 +11829,7 @@
           <w:sz w:val="20"/>
           <w:szCs w:val="20"/>
         </w:rPr>
-        <w:t xml:space="preserve">15 (50, 43, 36, 29, 22, 15).</w:t>
+        <w:t xml:space="preserve">10, 20, 30, 40 and 50. They all end in 0.</w:t>
       </w:r>
     </w:p>
     <w:p>
@@ -16039,7 +16039,7 @@
           <w:sz w:val="20"/>
           <w:szCs w:val="20"/>
         </w:rPr>
-        <w:t xml:space="preserve">4 ways. (20+5; 10+10+5; 10+5+5+5; 5+5+5+5+5)</w:t>
+        <w:t xml:space="preserve">6 ways: 20+10; 20+5+5; 10+10+10; 10+10+5+5; 10+5+5+5+5; six 5¢. Start with the biggest coin and work down.</w:t>
       </w:r>
     </w:p>
     <w:p>
@@ -16782,73 +16782,73 @@
           <w:sz w:val="20"/>
           <w:szCs w:val="20"/>
         </w:rPr>
+        <w:t xml:space="preserve">6 (3 single squares, 2 pairs and 1 whole row).</w:t>
+      </w:r>
+    </w:p>
+    <w:p>
+      <w:pPr>
+        <w:keepLines/>
+        <w:spacing w:after="20" w:before="20" w:line="260" w:lineRule="auto"/>
+        <w:ind w:left="640" w:hanging="640"/>
+      </w:pPr>
+      <w:r>
+        <w:rPr>
+          <w:rFonts w:ascii="Arial" w:cs="Arial" w:eastAsia="Arial" w:hAnsi="Arial"/>
+          <w:b/>
+          <w:bCs/>
+          <w:sz w:val="20"/>
+          <w:szCs w:val="20"/>
+        </w:rPr>
+        <w:t xml:space="preserve">S4.</w:t>
+      </w:r>
+      <w:r>
+        <w:rPr>
+          <w:rFonts w:ascii="Arial" w:cs="Arial" w:eastAsia="Arial" w:hAnsi="Arial"/>
+          <w:sz w:val="20"/>
+          <w:szCs w:val="20"/>
+        </w:rPr>
+        <w:tab/>
+      </w:r>
+      <w:r>
+        <w:rPr>
+          <w:rFonts w:ascii="Arial" w:cs="Arial" w:eastAsia="Arial" w:hAnsi="Arial"/>
+          <w:sz w:val="20"/>
+          <w:szCs w:val="20"/>
+        </w:rPr>
+        <w:t xml:space="preserve">Open. A long rectangle has 4 square corners, so it is a rectangle. A slanted shape with 4 sides does not have square corners, so it is not a rectangle.</w:t>
+      </w:r>
+    </w:p>
+    <w:p>
+      <w:pPr>
+        <w:keepLines/>
+        <w:spacing w:after="20" w:before="20" w:line="260" w:lineRule="auto"/>
+        <w:ind w:left="640" w:hanging="640"/>
+      </w:pPr>
+      <w:r>
+        <w:rPr>
+          <w:rFonts w:ascii="Arial" w:cs="Arial" w:eastAsia="Arial" w:hAnsi="Arial"/>
+          <w:b/>
+          <w:bCs/>
+          <w:sz w:val="20"/>
+          <w:szCs w:val="20"/>
+        </w:rPr>
+        <w:t xml:space="preserve">S5.</w:t>
+      </w:r>
+      <w:r>
+        <w:rPr>
+          <w:rFonts w:ascii="Arial" w:cs="Arial" w:eastAsia="Arial" w:hAnsi="Arial"/>
+          <w:sz w:val="20"/>
+          <w:szCs w:val="20"/>
+        </w:rPr>
+        <w:tab/>
+      </w:r>
+      <w:r>
+        <w:rPr>
+          <w:rFonts w:ascii="Arial" w:cs="Arial" w:eastAsia="Arial" w:hAnsi="Arial"/>
+          <w:sz w:val="20"/>
+          <w:szCs w:val="20"/>
+        </w:rPr>
         <w:t xml:space="preserve">8 (4 small + 4 made of two small ones)</w:t>
-      </w:r>
-    </w:p>
-    <w:p>
-      <w:pPr>
-        <w:keepLines/>
-        <w:spacing w:after="20" w:before="20" w:line="260" w:lineRule="auto"/>
-        <w:ind w:left="640" w:hanging="640"/>
-      </w:pPr>
-      <w:r>
-        <w:rPr>
-          <w:rFonts w:ascii="Arial" w:cs="Arial" w:eastAsia="Arial" w:hAnsi="Arial"/>
-          <w:b/>
-          <w:bCs/>
-          <w:sz w:val="20"/>
-          <w:szCs w:val="20"/>
-        </w:rPr>
-        <w:t xml:space="preserve">S4.</w:t>
-      </w:r>
-      <w:r>
-        <w:rPr>
-          <w:rFonts w:ascii="Arial" w:cs="Arial" w:eastAsia="Arial" w:hAnsi="Arial"/>
-          <w:sz w:val="20"/>
-          <w:szCs w:val="20"/>
-        </w:rPr>
-        <w:tab/>
-      </w:r>
-      <w:r>
-        <w:rPr>
-          <w:rFonts w:ascii="Arial" w:cs="Arial" w:eastAsia="Arial" w:hAnsi="Arial"/>
-          <w:sz w:val="20"/>
-          <w:szCs w:val="20"/>
-        </w:rPr>
-        <w:t xml:space="preserve">Open. A long rectangle has 4 square corners, so it is a rectangle. A slanted shape with 4 sides does not have square corners, so it is not a rectangle.</w:t>
-      </w:r>
-    </w:p>
-    <w:p>
-      <w:pPr>
-        <w:keepLines/>
-        <w:spacing w:after="20" w:before="20" w:line="260" w:lineRule="auto"/>
-        <w:ind w:left="640" w:hanging="640"/>
-      </w:pPr>
-      <w:r>
-        <w:rPr>
-          <w:rFonts w:ascii="Arial" w:cs="Arial" w:eastAsia="Arial" w:hAnsi="Arial"/>
-          <w:b/>
-          <w:bCs/>
-          <w:sz w:val="20"/>
-          <w:szCs w:val="20"/>
-        </w:rPr>
-        <w:t xml:space="preserve">S5.</w:t>
-      </w:r>
-      <w:r>
-        <w:rPr>
-          <w:rFonts w:ascii="Arial" w:cs="Arial" w:eastAsia="Arial" w:hAnsi="Arial"/>
-          <w:sz w:val="20"/>
-          <w:szCs w:val="20"/>
-        </w:rPr>
-        <w:tab/>
-      </w:r>
-      <w:r>
-        <w:rPr>
-          <w:rFonts w:ascii="Arial" w:cs="Arial" w:eastAsia="Arial" w:hAnsi="Arial"/>
-          <w:sz w:val="20"/>
-          <w:szCs w:val="20"/>
-        </w:rPr>
-        <w:t xml:space="preserve">6 (3 single squares, 2 pairs and 1 whole row).</w:t>
       </w:r>
     </w:p>
     <w:p>
@@ -18879,7 +18879,7 @@
           <w:sz w:val="20"/>
           <w:szCs w:val="20"/>
         </w:rPr>
-        <w:t xml:space="preserve">6</w:t>
+        <w:t xml:space="preserve">4 sides and 4 corners</w:t>
       </w:r>
     </w:p>
     <w:p>

--- a/outputs/designed/Math_Inquirers_P1_Question_Bank.docx
+++ b/outputs/designed/Math_Inquirers_P1_Question_Bank.docx
@@ -1311,7 +1311,7 @@
                 <w:sz w:val="22"/>
                 <w:szCs w:val="22"/>
               </w:rPr>
-              <w:t xml:space="preserve">Challenge Day (Mixed Puzzles)</w:t>
+              <w:t xml:space="preserve">Puzzle Day (Mixed Puzzles)</w:t>
             </w:r>
           </w:p>
         </w:tc>
@@ -2037,7 +2037,7 @@
           <w:sz w:val="23"/>
           <w:szCs w:val="23"/>
         </w:rPr>
-        <w:t xml:space="preserve">A pattern starts at 3 and adds 5 each time. What is the 8th number?</w:t>
+        <w:t xml:space="preserve">Mei says: "If a pattern adds 5 each time, every number in it ends in 0 or 5." Is she right? Try a pattern that starts at 2 and one that starts at 3.</w:t>
       </w:r>
     </w:p>
     <w:p>
@@ -2070,7 +2070,7 @@
           <w:sz w:val="23"/>
           <w:szCs w:val="23"/>
         </w:rPr>
-        <w:t xml:space="preserve">A pattern starts at 60 and takes away 5 each time. What is the 9th number?</w:t>
+        <w:t xml:space="preserve">A pattern goes 50, 44, 38, 32 … Will the pattern ever say 0? How do you know?</w:t>
       </w:r>
     </w:p>
     <w:p>
@@ -2930,7 +2930,7 @@
           <w:sz w:val="23"/>
           <w:szCs w:val="23"/>
         </w:rPr>
-        <w:t xml:space="preserve">5 + 4 = 6 + __</w:t>
+        <w:t xml:space="preserve">Mei says 7 + 5 = 8 + 4. Ben says 7 + 5 = 8 + 5. Who is right? Show how you know without adding both sides.</w:t>
       </w:r>
     </w:p>
     <w:p>
@@ -2963,7 +2963,7 @@
           <w:sz w:val="23"/>
           <w:szCs w:val="23"/>
         </w:rPr>
-        <w:t xml:space="preserve">9 + 6 = __ + 10</w:t>
+        <w:t xml:space="preserve">Siti puts 10 stickers into two pockets. The left pocket must have MORE stickers than the right pocket, and each pocket has at least 1 sticker. How many ways can she do it? List them in order.</w:t>
       </w:r>
     </w:p>
     <w:p>
@@ -2996,7 +2996,7 @@
           <w:sz w:val="23"/>
           <w:szCs w:val="23"/>
         </w:rPr>
-        <w:t xml:space="preserve">6 + 4 = 10, so 16 + 4 = __ and 26 + 4 = __</w:t>
+        <w:t xml:space="preserve">7 + 3 = 10. What is 8 + 4? What is 8 + 2? What happened to the total each time, and why?</w:t>
       </w:r>
     </w:p>
     <w:p>
@@ -3161,7 +3161,7 @@
           <w:sz w:val="23"/>
           <w:szCs w:val="23"/>
         </w:rPr>
-        <w:t xml:space="preserve">8 + 2 = 7 + __</w:t>
+        <w:t xml:space="preserve">Which one does NOT belong: 6 + 4, 7 + 3, 8 + 3, 5 + 5? How do you know?</w:t>
       </w:r>
     </w:p>
     <w:p>
@@ -3194,7 +3194,7 @@
           <w:sz w:val="23"/>
           <w:szCs w:val="23"/>
         </w:rPr>
-        <w:t xml:space="preserve">12 + 3 = 10 + __</w:t>
+        <w:t xml:space="preserve">True or false? Do not add everything: (a) 9 + 4 = 4 + 9  (b) 6 + 5 = 5 + 6 + 1  (c) 8 + 3 = 3 + 8</w:t>
       </w:r>
     </w:p>
     <w:p>
@@ -3227,7 +3227,7 @@
           <w:sz w:val="23"/>
           <w:szCs w:val="23"/>
         </w:rPr>
-        <w:t xml:space="preserve">4 + __ + 3 = 10</w:t>
+        <w:t xml:space="preserve">The same number goes in both boxes: [ ] + [ ] = 18. What is the number? Then the same number goes in all three boxes: [ ] + [ ] + [ ] = 18. What is the number now?</w:t>
       </w:r>
     </w:p>
     <w:p>
@@ -3260,7 +3260,7 @@
           <w:sz w:val="23"/>
           <w:szCs w:val="23"/>
         </w:rPr>
-        <w:t xml:space="preserve">__ + 6 + 6 = 20</w:t>
+        <w:t xml:space="preserve">8 + 2 = 10. Use it to help you fill in the gaps: 28 + __ = 30, 38 + __ = 40, 98 + __ = 100.</w:t>
       </w:r>
     </w:p>
     <w:p>
@@ -3293,7 +3293,7 @@
           <w:sz w:val="23"/>
           <w:szCs w:val="23"/>
         </w:rPr>
-        <w:t xml:space="preserve">Write three different ways to make 12 with two numbers.</w:t>
+        <w:t xml:space="preserve">Two numbers add up to 9. Can they be the SAME number? How do you know? Then find two numbers that add up to 9 where one is 3 more than the other.</w:t>
       </w:r>
     </w:p>
     <w:p>
@@ -3529,7 +3529,7 @@
           <w:sz w:val="23"/>
           <w:szCs w:val="23"/>
         </w:rPr>
-        <w:t xml:space="preserve">Put 1 to 6 in the magic triangle so each side adds to 11. What goes in the corners and middles?</w:t>
+        <w:t xml:space="preserve">Two circles and one square add up to 12. One circle and two squares add up to 9. What number is each shape? Explain how you found it.</w:t>
       </w:r>
     </w:p>
     <w:p>
@@ -4252,7 +4252,7 @@
           <w:sz w:val="23"/>
           <w:szCs w:val="23"/>
         </w:rPr>
-        <w:t xml:space="preserve">1 picture = 2 children. Red has 3 pictures and blue has 5. How many more children chose blue than red?</w:t>
+        <w:t xml:space="preserve">Ali says: "Blue has 2 more pictures than red, so blue got 2 more votes." Is he right if 1 picture = 2 children? What if 1 picture = 5 children?</w:t>
       </w:r>
     </w:p>
     <w:p>
@@ -4356,7 +4356,7 @@
           <w:sz w:val="23"/>
           <w:szCs w:val="23"/>
         </w:rPr>
-        <w:t xml:space="preserve">Votes: A 8, B 5, C 6. Then 4 more children join and all choose B. Which fruit wins now, and by how many votes?</w:t>
+        <w:t xml:space="preserve">A picture graph has 12 pictures for three fruits (1 picture = 2 children). Apple has the most pictures and no two fruits have the same number. How many pictures could apple have? List every graph you can find.</w:t>
       </w:r>
     </w:p>
     <w:p>
@@ -6302,7 +6302,7 @@
           <w:sz w:val="23"/>
           <w:szCs w:val="23"/>
         </w:rPr>
-        <w:t xml:space="preserve">I think of a number. I add 5, then I take away 3. I get 9. What is my number?</w:t>
+        <w:t xml:space="preserve">A machine adds 6, then takes away 2. IN 5 gives OUT 9. Can you make a one-step machine that does the same job? Check it with IN 10.</w:t>
       </w:r>
     </w:p>
     <w:p>
@@ -6335,7 +6335,7 @@
           <w:sz w:val="23"/>
           <w:szCs w:val="23"/>
         </w:rPr>
-        <w:t xml:space="preserve">I think of a number. I add 6, then I take away 2. I get 10. What is my number?</w:t>
+        <w:t xml:space="preserve">I think of a number. I take away 4, then add 9, then take away 2. I get 20. What is my number?</w:t>
       </w:r>
     </w:p>
     <w:p>
@@ -6368,7 +6368,7 @@
           <w:sz w:val="23"/>
           <w:szCs w:val="23"/>
         </w:rPr>
-        <w:t xml:space="preserve">I think of a number. I add 9, then I take away 4. I get 12. What is my number?</w:t>
+        <w:t xml:space="preserve">A machine gives OUT 7 for IN 3, OUT 9 for IN 4 and OUT 11 for IN 5. Is the machine "add 4"? How do you know? What does OUT do when IN goes up by 1?</w:t>
       </w:r>
     </w:p>
     <w:p>
@@ -7327,7 +7327,7 @@
           <w:sz w:val="23"/>
           <w:szCs w:val="23"/>
         </w:rPr>
-        <w:t xml:space="preserve">What is the fewest number of coins to make 65¢ from 5¢, 10¢, 20¢ and 50¢?</w:t>
+        <w:t xml:space="preserve">Ali pays 65¢ with the fewest coins he can (coins: 5¢, 10¢, 20¢, 50¢). Ben pays 65¢ with exactly 5 coins. How many more coins does Ben use than Ali?</w:t>
       </w:r>
     </w:p>
     <w:p>
@@ -10303,7 +10303,7 @@
           <w:sz w:val="23"/>
           <w:szCs w:val="23"/>
         </w:rPr>
-        <w:t xml:space="preserve">1 clip = 3 cubes. A ruler is 5 clips long. How many cubes long is the ruler?</w:t>
+        <w:t xml:space="preserve">A rope is 8 cubes long. A string is 3 clips long. 1 clip is as long as 3 cubes. Which is longer, and by how many cubes?</w:t>
       </w:r>
     </w:p>
     <w:p>
@@ -10440,7 +10440,7 @@
           <w:sz w:val="23"/>
           <w:szCs w:val="23"/>
         </w:rPr>
-        <w:t xml:space="preserve">A stick is 12 cubes long. Ali measures a desk by laying the stick end to end 4 times and then 5 more cubes. How long is the desk in cubes?</w:t>
+        <w:t xml:space="preserve">Ben lays a 12-cube stick end to end 3 times and has 5 cubes left over to reach the end of a desk. Mei measures the same desk with a 9-cube stick. How many sticks does she lay, and how many cubes are left over?</w:t>
       </w:r>
     </w:p>
     <w:p>
@@ -10556,7 +10556,7 @@
           <w:sz w:val="32"/>
           <w:szCs w:val="32"/>
         </w:rPr>
-        <w:t xml:space="preserve">Lesson 10: Challenge Day</w:t>
+        <w:t xml:space="preserve">Lesson 10: Puzzle Day</w:t>
       </w:r>
     </w:p>
     <w:p>
@@ -11196,7 +11196,7 @@
           <w:sz w:val="23"/>
           <w:szCs w:val="23"/>
         </w:rPr>
-        <w:t xml:space="preserve">Ali has 12 stickers. He gives 5 to Mei and then gets 3 more. How many does he have now?</w:t>
+        <w:t xml:space="preserve">Mei gets 2 stickers from Ali, then gives 3 stickers back to Ali. Now Mei has 4 stickers. How many stickers did Mei have at first?</w:t>
       </w:r>
     </w:p>
     <w:p>
@@ -11961,7 +11961,7 @@
           <w:sz w:val="20"/>
           <w:szCs w:val="20"/>
         </w:rPr>
-        <w:t xml:space="preserve">38</w:t>
+        <w:t xml:space="preserve">No. It only works when the pattern starts at 0 or at a number that ends in 0 or 5. Starting at 2: 2, 7, 12, 17 … the numbers end in 2 or 7. Starting at 3: 3, 8, 13, 18 … they end in 3 or 8.</w:t>
       </w:r>
     </w:p>
     <w:p>
@@ -11994,7 +11994,7 @@
           <w:sz w:val="20"/>
           <w:szCs w:val="20"/>
         </w:rPr>
-        <w:t xml:space="preserve">20</w:t>
+        <w:t xml:space="preserve">No. Keep taking away 6: 50, 44, 38, 32, 26, 20, 14, 8, 2. The next step would go below 0, so it jumps over 0.</w:t>
       </w:r>
     </w:p>
     <w:p>
@@ -12638,7 +12638,7 @@
           <w:sz w:val="20"/>
           <w:szCs w:val="20"/>
         </w:rPr>
-        <w:t xml:space="preserve">3</w:t>
+        <w:t xml:space="preserve">Mei. 8 is 1 more than 7 and 4 is 1 less than 5, so the total stays the same (both sides make 12). Ben made the first number 1 bigger but did not make the second number smaller, so his right side is 1 too big (13).</w:t>
       </w:r>
     </w:p>
     <w:p>
@@ -12671,7 +12671,7 @@
           <w:sz w:val="20"/>
           <w:szCs w:val="20"/>
         </w:rPr>
-        <w:t xml:space="preserve">5</w:t>
+        <w:t xml:space="preserve">4 ways: 6 and 4, 7 and 3, 8 and 2, 9 and 1. Going down one at a time from 6 and 4 shows none are missed (5 and 5 is a tie, and 10 and 0 leaves a pocket empty).</w:t>
       </w:r>
     </w:p>
     <w:p>
@@ -12704,7 +12704,7 @@
           <w:sz w:val="20"/>
           <w:szCs w:val="20"/>
         </w:rPr>
-        <w:t xml:space="preserve">20 and 30</w:t>
+        <w:t xml:space="preserve">12 and 10. 8 + 4: both numbers went up by 1, so the total went up by 2. 8 + 2: one number went up by 1 and the other went down by 1, so the total stayed the same.</w:t>
       </w:r>
     </w:p>
     <w:p>
@@ -12869,7 +12869,7 @@
           <w:sz w:val="20"/>
           <w:szCs w:val="20"/>
         </w:rPr>
-        <w:t xml:space="preserve">3</w:t>
+        <w:t xml:space="preserve">8 + 3. It makes 11 and the others all make 10.</w:t>
       </w:r>
     </w:p>
     <w:p>
@@ -12902,7 +12902,7 @@
           <w:sz w:val="20"/>
           <w:szCs w:val="20"/>
         </w:rPr>
-        <w:t xml:space="preserve">5</w:t>
+        <w:t xml:space="preserve">(a) True (b) False: the right side is 1 more (c) True. Turning a sum round does not change the total.</w:t>
       </w:r>
     </w:p>
     <w:p>
@@ -12935,7 +12935,7 @@
           <w:sz w:val="20"/>
           <w:szCs w:val="20"/>
         </w:rPr>
-        <w:t xml:space="preserve">3</w:t>
+        <w:t xml:space="preserve">9 (9 + 9 = 18), and 6 (6 + 6 + 6 = 18).</w:t>
       </w:r>
     </w:p>
     <w:p>
@@ -12968,7 +12968,7 @@
           <w:sz w:val="20"/>
           <w:szCs w:val="20"/>
         </w:rPr>
-        <w:t xml:space="preserve">8</w:t>
+        <w:t xml:space="preserve">2 each time. The ones stay the same (8 + 2 = 10), so each answer is 2 away from the next ten.</w:t>
       </w:r>
     </w:p>
     <w:p>
@@ -13001,7 +13001,7 @@
           <w:sz w:val="20"/>
           <w:szCs w:val="20"/>
         </w:rPr>
-        <w:t xml:space="preserve">For example 6 + 6, 7 + 5, 9 + 3, 10 + 2, 8 + 4.</w:t>
+        <w:t xml:space="preserve">No. 4 + 4 = 8 and 5 + 5 = 10, so no whole number added to itself makes 9. The numbers are 3 and 6 (3 + 6 = 9 and 6 is 3 more than 3).</w:t>
       </w:r>
     </w:p>
     <w:p>
@@ -13166,7 +13166,7 @@
           <w:sz w:val="20"/>
           <w:szCs w:val="20"/>
         </w:rPr>
-        <w:t xml:space="preserve">Corners 2, 4, 6. Between 2 and 4: 5. Between 4 and 6: 1. Between 6 and 2: 3. (It is the only set of corners that works.)</w:t>
+        <w:t xml:space="preserve">Circle 5, square 2 (2 × 5 + 2 = 12 and 5 + 2 × 2 = 9). One way to see it: the two totals differ by 3, and the only change is one circle swapped for one square, so a circle is 3 more than a square. Then 3 squares and 6 more make 12, so each square is 2.</w:t>
       </w:r>
     </w:p>
     <w:p>
@@ -13744,7 +13744,7 @@
           <w:sz w:val="20"/>
           <w:szCs w:val="20"/>
         </w:rPr>
-        <w:t xml:space="preserve">4 (2 more pictures, each worth 2: 2, 4)</w:t>
+        <w:t xml:space="preserve">No. Each extra picture is worth 2 children, so blue got 4 more votes (2 pictures, each worth 2). If 1 picture = 5 children, blue got 10 more votes.</w:t>
       </w:r>
     </w:p>
     <w:p>
@@ -13777,7 +13777,7 @@
           <w:sz w:val="20"/>
           <w:szCs w:val="20"/>
         </w:rPr>
-        <w:t xml:space="preserve">B wins with 9, which is 1 more than A.</w:t>
+        <w:t xml:space="preserve">Apple could have 5, 6, 7, 8 or 9 pictures. There are 7 graphs (apple, second, third): 9, 2, 1;  8, 3, 1;  7, 4, 1;  6, 5, 1;  7, 3, 2;  6, 4, 2;  5, 4, 3.</w:t>
       </w:r>
     </w:p>
     <w:p>
@@ -15362,7 +15362,7 @@
           <w:sz w:val="20"/>
           <w:szCs w:val="20"/>
         </w:rPr>
-        <w:t xml:space="preserve">7</w:t>
+        <w:t xml:space="preserve">Yes: add 4. 5 + 4 = 9 and 10 + 4 = 14 (10 + 6 − 2 = 14 too).</w:t>
       </w:r>
     </w:p>
     <w:p>
@@ -15395,7 +15395,7 @@
           <w:sz w:val="20"/>
           <w:szCs w:val="20"/>
         </w:rPr>
-        <w:t xml:space="preserve">6</w:t>
+        <w:t xml:space="preserve">17. Work backwards: 20 + 2 = 22, then 22 − 9 = 13, then 13 + 4 = 17. Check: 17 − 4 = 13, 13 + 9 = 22, 22 − 2 = 20.</w:t>
       </w:r>
     </w:p>
     <w:p>
@@ -15428,7 +15428,7 @@
           <w:sz w:val="20"/>
           <w:szCs w:val="20"/>
         </w:rPr>
-        <w:t xml:space="preserve">7</w:t>
+        <w:t xml:space="preserve">No. 4 + 4 is 8, not 9. When IN goes up by 1, OUT goes up by 2 (7, 9, 11), so the machine is not adding the same number each time.</w:t>
       </w:r>
     </w:p>
     <w:p>
@@ -16171,7 +16171,7 @@
           <w:sz w:val="20"/>
           <w:szCs w:val="20"/>
         </w:rPr>
-        <w:t xml:space="preserve">3 coins (50¢ + 10¢ + 5¢)</w:t>
+        <w:t xml:space="preserve">Ali uses 3 coins (50¢ + 10¢ + 5¢). Ben uses 20¢ + 20¢ + 10¢ + 10¢ + 5¢, which is the only way with 5 coins. Ben uses 2 more coins.</w:t>
       </w:r>
     </w:p>
     <w:p>
@@ -18499,7 +18499,7 @@
           <w:sz w:val="20"/>
           <w:szCs w:val="20"/>
         </w:rPr>
-        <w:t xml:space="preserve">15 cubes</w:t>
+        <w:t xml:space="preserve">The string. 3 clips = 3 × 3 = 9 cubes, which is 1 cube longer than the rope.</w:t>
       </w:r>
     </w:p>
     <w:p>
@@ -18565,7 +18565,7 @@
           <w:sz w:val="20"/>
           <w:szCs w:val="20"/>
         </w:rPr>
-        <w:t xml:space="preserve">53 cubes (12 + 12 + 12 + 12 + 5).</w:t>
+        <w:t xml:space="preserve">The desk is 12 + 12 + 12 + 5 = 41 cubes long. Mei lays her 9-cube stick 4 times (36 cubes) and has 5 cubes left over.</w:t>
       </w:r>
     </w:p>
     <w:p>
@@ -18681,7 +18681,7 @@
           <w:sz w:val="24"/>
           <w:szCs w:val="24"/>
         </w:rPr>
-        <w:t xml:space="preserve">Lesson 10: Challenge Day</w:t>
+        <w:t xml:space="preserve">Lesson 10: Puzzle Day</w:t>
       </w:r>
     </w:p>
     <w:p>
@@ -19176,7 +19176,7 @@
           <w:sz w:val="20"/>
           <w:szCs w:val="20"/>
         </w:rPr>
-        <w:t xml:space="preserve">10</w:t>
+        <w:t xml:space="preserve">5. Work backwards: 4 + 3 = 7, then 7 − 2 = 5. Check: 5 + 2 = 7, 7 − 3 = 4.</w:t>
       </w:r>
     </w:p>
     <w:p>
